--- a/revision2/ILEDBV_Manuscript_Revised_v6.docx
+++ b/revision2/ILEDBV_Manuscript_Revised_v6.docx
@@ -59,7 +59,7 @@
           <w:sz w:val="19"/>
           <w:lang w:val="en-US"/>
         </w:rPr>
-        <w:t>ORCID: https://orcid.org/0009-0007-4584-808X</w:t>
+        <w:t>ORCID: https://orcid.org/0009–0007–4584–808X</w:t>
       </w:r>
     </w:p>
     <w:p>
@@ -113,7 +113,7 @@
           <w:i w:val="0"/>
           <w:sz w:val="21"/>
         </w:rPr>
-        <w:t xml:space="preserve">Integrated seawater reverse osmosis (SWRO) with brine valorization is widely proposed as a route to lower energy and near-zero liquid discharge, but such architectures are rarely tested against the physical bounds their stages must obey. Here a consistency-testing framework is applied to an architecture combining subsurface intake, isobaric energy recovery, membrane brine concentration, selective Ca/Mg precipitation and mechanical-vapor-compression crystallization. Each subsystem is checked against a thermodynamic or stoichiometric constraint rather than an assumed value. The concentrator duty commonly assumed in this class of study, 0.5-1.0 kWh m−3 of brine, lies at or below the least work of separation for that feed, 0.94 kWh m−3. A bounded estimate from that minimum and a 25-55% second-law efficiency gives 1.7-3.8 kWh m−3, raising the modeled total specific energy consumption to a median of 13.1 kWh m−3. Magnesium recovery is limited by alkalinity rather than by magnesium. The base required carries 10.0 kg </w:t>
+        <w:t xml:space="preserve">Integrated seawater reverse osmosis (SWRO) with brine valorization is widely proposed as a route to lower energy and near-zero liquid discharge, but such architectures are rarely tested against the physical bounds their stages must obey. Here a consistency-testing framework is applied to an architecture combining subsurface intake, isobaric energy recovery, membrane brine concentration, selective Ca/Mg precipitation and mechanical-vapor-compression crystallization. Each subsystem is checked against a thermodynamic or stoichiometric constraint rather than an assumed value. The concentrator duty commonly assumed in this class of study, 0.5–1.0 kWh m−3 of brine, lies at or below the least work of separation for that feed, 0.94 kWh m−3. A bounded estimate from that minimum and a 25–55% second-law efficiency gives 1.7–3.8 kWh m−3, raising the modeled total specific energy consumption to a median of 13.1 kWh m−3. Magnesium recovery is limited by alkalinity rather than by magnesium. The base required carries 10.0 kg </w:t>
       </w:r>
       <w:r>
         <w:rPr>
@@ -299,13 +299,13 @@
           <w:sz w:val="21"/>
           <w:lang w:val="en-US"/>
         </w:rPr>
-        <w:t xml:space="preserve">That concentrate is the unresolved problem. Every cubic </w:t>
+        <w:t xml:space="preserve">That concentrate is the unresolved problem. Every cubic meter of permeate is accompanied by a roughly equal volume of brine at approximately twice the feed salinity, and its disposal is increasingly constrained. Two responses have developed in parallel. The first treats the brine as a waste to be minimized through minimal-liquid-discharge (MLD) and zero-liquid-discharge (ZLD) configurations; module-scale modeling of enhanced-RO pathways shows how far membrane processes can carry the concentration duty before a thermal step becomes unavoidable [2], and a comparative technoeconomic assessment of the MLD against the full ZLD shows that the cost penalty </w:t>
       </w:r>
       <w:r>
         <w:rPr>
           <w:lang w:val="en-US"/>
         </w:rPr>
-        <w:t>meter</w:t>
+        <w:t>increases</w:t>
       </w:r>
       <w:r>
         <w:rPr>
@@ -313,174 +313,7 @@
           <w:sz w:val="21"/>
           <w:lang w:val="en-US"/>
         </w:rPr>
-        <w:t xml:space="preserve"> of permeate is accompanied by </w:t>
-      </w:r>
-      <w:r>
-        <w:rPr>
-          <w:lang w:val="en-US"/>
-        </w:rPr>
-        <w:t xml:space="preserve">a </w:t>
-      </w:r>
-      <w:r>
-        <w:rPr>
-          <w:i w:val="false"/>
-          <w:sz w:val="21"/>
-          <w:lang w:val="en-US"/>
-        </w:rPr>
-        <w:t xml:space="preserve">roughly equal volume of brine at approximately twice the feed salinity, and its disposal is increasingly constrained. Two responses have developed in parallel. The first treats the brine as a waste to be </w:t>
-      </w:r>
-      <w:r>
-        <w:rPr>
-          <w:lang w:val="en-US"/>
-        </w:rPr>
-        <w:t>minimized</w:t>
-      </w:r>
-      <w:r>
-        <w:rPr>
-          <w:i w:val="false"/>
-          <w:sz w:val="21"/>
-          <w:lang w:val="en-US"/>
-        </w:rPr>
-        <w:t xml:space="preserve"> through minimal-liquid-discharge (MLD) and zero-liquid-discharge (ZLD) configurations; module-scale </w:t>
-      </w:r>
-      <w:r>
-        <w:rPr>
-          <w:lang w:val="en-US"/>
-        </w:rPr>
-        <w:t>modeling</w:t>
-      </w:r>
-      <w:r>
-        <w:rPr>
-          <w:i w:val="false"/>
-          <w:sz w:val="21"/>
-          <w:lang w:val="en-US"/>
-        </w:rPr>
-        <w:t xml:space="preserve"> of enhanced-RO pathways shows how far membrane processes can carry the concentration duty before a thermal step becomes unavoidable [2], and </w:t>
-      </w:r>
-      <w:r>
-        <w:rPr>
-          <w:lang w:val="en-US"/>
-        </w:rPr>
-        <w:t xml:space="preserve">a </w:t>
-      </w:r>
-      <w:r>
-        <w:rPr>
-          <w:i w:val="false"/>
-          <w:sz w:val="21"/>
-          <w:lang w:val="en-US"/>
-        </w:rPr>
-        <w:t xml:space="preserve">comparative </w:t>
-      </w:r>
-      <w:r>
-        <w:rPr>
-          <w:lang w:val="en-US"/>
-        </w:rPr>
-        <w:t>technoeconomic</w:t>
-      </w:r>
-      <w:r>
-        <w:rPr>
-          <w:i w:val="false"/>
-          <w:sz w:val="21"/>
-          <w:lang w:val="en-US"/>
-        </w:rPr>
-        <w:t xml:space="preserve"> assessment of </w:t>
-      </w:r>
-      <w:r>
-        <w:rPr>
-          <w:lang w:val="en-US"/>
-        </w:rPr>
-        <w:t xml:space="preserve">the </w:t>
-      </w:r>
-      <w:r>
-        <w:rPr>
-          <w:i w:val="false"/>
-          <w:sz w:val="21"/>
-          <w:lang w:val="en-US"/>
-        </w:rPr>
-        <w:t xml:space="preserve">MLD against </w:t>
-      </w:r>
-      <w:r>
-        <w:rPr>
-          <w:lang w:val="en-US"/>
-        </w:rPr>
-        <w:t xml:space="preserve">the </w:t>
-      </w:r>
-      <w:r>
-        <w:rPr>
-          <w:i w:val="false"/>
-          <w:sz w:val="21"/>
-          <w:lang w:val="en-US"/>
-        </w:rPr>
-        <w:t xml:space="preserve">full ZLD shows </w:t>
-      </w:r>
-      <w:r>
-        <w:rPr>
-          <w:lang w:val="en-US"/>
-        </w:rPr>
-        <w:t xml:space="preserve">that </w:t>
-      </w:r>
-      <w:r>
-        <w:rPr>
-          <w:i w:val="false"/>
-          <w:sz w:val="21"/>
-          <w:lang w:val="en-US"/>
-        </w:rPr>
-        <w:t>the cost penalty rises steeply over the final increments</w:t>
-      </w:r>
-      <w:r>
-        <w:rPr>
-          <w:lang w:val="en-US"/>
-        </w:rPr>
-      </w:r>
-      <w:r>
-        <w:rPr>
-          <w:i w:val="false"/>
-          <w:sz w:val="21"/>
-          <w:lang w:val="en-US"/>
-        </w:rPr>
-        <w:t xml:space="preserve"> of water recovery [15]. The second treats the brine as an ore, recovering calcium, magnesium and</w:t>
-      </w:r>
-      <w:r>
-        <w:rPr>
-          <w:lang w:val="en-US"/>
-        </w:rPr>
-        <w:t>,</w:t>
-      </w:r>
-      <w:r>
-        <w:rPr>
-          <w:i w:val="false"/>
-          <w:sz w:val="21"/>
-          <w:lang w:val="en-US"/>
-        </w:rPr>
-        <w:t xml:space="preserve"> in some proposals</w:t>
-      </w:r>
-      <w:r>
-        <w:rPr>
-          <w:lang w:val="en-US"/>
-        </w:rPr>
-        <w:t>,</w:t>
-      </w:r>
-      <w:r>
-        <w:rPr>
-          <w:i w:val="false"/>
-          <w:sz w:val="21"/>
-          <w:lang w:val="en-US"/>
-        </w:rPr>
-        <w:t xml:space="preserve"> lithium as saleable </w:t>
-      </w:r>
-      <w:r>
-        <w:rPr>
-          <w:lang w:val="en-US"/>
-        </w:rPr>
-        <w:t>coproducts</w:t>
-      </w:r>
-      <w:r>
-        <w:rPr>
-          <w:i w:val="false"/>
-          <w:sz w:val="21"/>
-          <w:lang w:val="en-US"/>
-        </w:rPr>
-        <w:t>. The two responses are complementary in principle and are seldom combined in practice.</w:t>
+        <w:t xml:space="preserve"> steeply over the final increments of water recovery [15]. The second treats the brine as an ore, recovering calcium, magnesium and, in some proposals, lithium as saleable coproducts. The two responses are complementary in principle and are seldom combined in practice.</w:t>
       </w:r>
     </w:p>
     <w:p>
@@ -620,30 +453,54 @@
       </w:pPr>
       <w:r>
         <w:rPr>
-          <w:i w:val="0"/>
-          <w:sz w:val="21"/>
-        </w:rPr>
-        <w:t xml:space="preserve">The brine concentration step is where the literature is least settled and where the greatest discrepancy is found in the present study. Osmotically assisted and high-pressure membrane configurations extend the membrane concentration well beyond conventional SWRO brine salinity [3], but the energy demand sharply increases because the osmotic pressure to be overcome rises with it. Panagopoulos compared minimum and actual energy consumption across brine-treatment technologies and reported that the gap between the two is both large and frequently unacknowledged [14]. That comparison is the appropriate reference point for any assumed concentrator energy, and as Section 4.5 shows, values in common use in integrated-architecture studies—including the value adopted in the first version of this work—fall below the least work of separation for the feed concerned (0.94 kWh </w:t>
-      </w:r>
-      <w:r>
-        <w:rPr>
-          <w:i w:val="0"/>
-          <w:sz w:val="21"/>
-        </w:rPr>
-        <w:t>m</w:t>
-      </w:r>
-      <w:r>
-        <w:rPr>
-          <w:i w:val="0"/>
+          <w:i w:val="false"/>
+          <w:sz w:val="21"/>
+          <w:lang w:val="en-US"/>
+        </w:rPr>
+        <w:t xml:space="preserve">The brine concentration step is where the literature is least settled and where the greatest discrepancy is found in the present study. Osmotically assisted and high-pressure membrane configurations extend the membrane concentration well beyond conventional SWRO brine salinity [3], but the energy demand sharply increases because the osmotic pressure to be overcome </w:t>
+      </w:r>
+      <w:r>
+        <w:rPr>
+          <w:lang w:val="en-US"/>
+        </w:rPr>
+        <w:t>increases</w:t>
+      </w:r>
+      <w:r>
+        <w:rPr>
+          <w:i w:val="false"/>
+          <w:sz w:val="21"/>
+          <w:lang w:val="en-US"/>
+        </w:rPr>
+        <w:t xml:space="preserve"> with it. Panagopoulos compared minimum and actual energy consumption across brine</w:t>
+      </w:r>
+      <w:r>
+        <w:rPr>
+          <w:lang w:val="en-US"/>
+        </w:rPr>
+        <w:t xml:space="preserve"> </w:t>
+      </w:r>
+      <w:r>
+        <w:rPr>
+          <w:i w:val="false"/>
+          <w:sz w:val="21"/>
+          <w:lang w:val="en-US"/>
+        </w:rPr>
+        <w:t>treatment technologies and reported that the gap between the two is both large and frequently unacknowledged [14]. That comparison is the appropriate reference point for any assumed concentrator energy, and as Section 4.5 shows, values in common use in integrated-architecture studies—including the value adopted in the first version of this work—fall below the least work of separation for the feed concerned (0.94 kWh m</w:t>
+      </w:r>
+      <w:r>
+        <w:rPr>
+          <w:i w:val="false"/>
           <w:sz w:val="21"/>
           <w:vertAlign w:val="superscript"/>
+          <w:lang w:val="en-US"/>
         </w:rPr>
         <w:t>−3</w:t>
       </w:r>
       <w:r>
         <w:rPr>
-          <w:i w:val="0"/>
-          <w:sz w:val="21"/>
+          <w:i w:val="false"/>
+          <w:sz w:val="21"/>
+          <w:lang w:val="en-US"/>
         </w:rPr>
         <w:t>), which no process can do.</w:t>
       </w:r>
@@ -803,12 +660,13 @@
           <w:sz w:val="21"/>
           <w:lang w:val="en-US"/>
         </w:rPr>
-        <w:t>Integration of these components has been attempted only in part. Energy recovery and subsurface intake are routinely combined because neither constrains the other. Brine concentration has been coupled to crystallization in MLD and ZLD studies [2,15]. Mineral recovery has been studied on brine streams</w:t>
+        <w:t xml:space="preserve">Integration of these components has been attempted only in part. Energy recovery and subsurface intake are routinely combined because neither constrains the other. Brine concentration has been coupled to crystallization in MLD and ZLD studies [2,15]. Mineral recovery has been studied </w:t>
       </w:r>
       <w:r>
         <w:rPr>
           <w:lang w:val="en-US"/>
         </w:rPr>
+        <w:t>in</w:t>
       </w:r>
       <w:r>
         <w:rPr>
@@ -816,102 +674,7 @@
           <w:sz w:val="21"/>
           <w:lang w:val="en-US"/>
         </w:rPr>
-        <w:t xml:space="preserve"> in isolation from the </w:t>
-      </w:r>
-      <w:r>
-        <w:rPr>
-          <w:lang w:val="en-US"/>
-        </w:rPr>
-        <w:t>plants</w:t>
-      </w:r>
-      <w:r>
-        <w:rPr>
-          <w:i w:val="false"/>
-          <w:sz w:val="21"/>
-          <w:lang w:val="en-US"/>
-        </w:rPr>
-        <w:t xml:space="preserve"> that </w:t>
-      </w:r>
-      <w:r>
-        <w:rPr>
-          <w:lang w:val="en-US"/>
-        </w:rPr>
-        <w:t>produce</w:t>
-      </w:r>
-      <w:r>
-        <w:rPr>
-          <w:i w:val="false"/>
-          <w:sz w:val="21"/>
-          <w:lang w:val="en-US"/>
-        </w:rPr>
-        <w:t xml:space="preserve"> them [9,10,17]. </w:t>
-      </w:r>
-      <w:r>
-        <w:rPr>
-          <w:lang w:val="en-US"/>
-        </w:rPr>
-        <w:t>An</w:t>
-      </w:r>
-      <w:r>
-        <w:rPr>
-          <w:i w:val="false"/>
-          <w:sz w:val="21"/>
-          <w:lang w:val="en-US"/>
-        </w:rPr>
-        <w:t xml:space="preserve"> end-to-end assessment in which the intake, energy-recovery configuration, concentration, precipitation chemistry and crystallization load are solved on a single mass, salt, energy and carbon balance </w:t>
-      </w:r>
-      <w:r>
-        <w:rPr>
-          <w:lang w:val="en-US"/>
-        </w:rPr>
-        <w:t>has not been reported—nor one in which, critically, each stage is then tested against the physical bound it must respect.</w:t>
-      </w:r>
-      <w:r>
-        <w:rPr>
-          <w:i w:val="false"/>
-          <w:sz w:val="21"/>
-          <w:lang w:val="en-US"/>
-        </w:rPr>
-        <w:t xml:space="preserve"> </w:t>
-      </w:r>
-      <w:r>
-        <w:rPr>
-          <w:lang w:val="en-US"/>
-        </w:rPr>
-        <w:t>This</w:t>
-      </w:r>
-      <w:r>
-        <w:rPr>
-          <w:i w:val="false"/>
-          <w:sz w:val="21"/>
-          <w:lang w:val="en-US"/>
-        </w:rPr>
-        <w:t xml:space="preserve"> absence matters because the components interact: the concentrator sets the crystallizer feed salinity, the precipitation chemistry returns ions to the stream the concentrator has just stripped</w:t>
-      </w:r>
-      <w:r>
-        <w:rPr>
-          <w:lang w:val="en-US"/>
-        </w:rPr>
-      </w:r>
-      <w:r>
-        <w:rPr>
-          <w:i w:val="false"/>
-          <w:sz w:val="21"/>
-          <w:lang w:val="en-US"/>
-        </w:rPr>
-      </w:r>
-      <w:r>
-        <w:rPr>
-          <w:lang w:val="en-US"/>
-        </w:rPr>
-      </w:r>
-      <w:r>
-        <w:rPr>
-          <w:i w:val="false"/>
-          <w:sz w:val="21"/>
-          <w:lang w:val="en-US"/>
-        </w:rPr>
-        <w:t>, and the reagents that drive the precipitation carry an embodied carbon burden that no stage-level analysis sees.</w:t>
+        <w:t xml:space="preserve"> brine streams in isolation from the plants that produce them [9,10,17]. An end-to-end assessment in which the intake, energy-recovery configuration, concentration, precipitation chemistry and crystallization load are solved on a single mass, salt, energy and carbon balance has not been reported—nor one in which, critically, each stage is then tested against the physical bound it must respect. This absence matters because the components interact: the concentrator sets the crystallizer feed salinity, the precipitation chemistry returns ions to the stream the concentrator has just stripped, and the reagents that drive the precipitation carry an embodied carbon burden that no stage-level analysis sees.</w:t>
       </w:r>
     </w:p>
     <w:p>
@@ -1242,7 +1005,7 @@
           <w:sz w:val="23"/>
           <w:lang w:val="en-US"/>
         </w:rPr>
-        <w:t>2.3 SWRO, pressure exchanger, and product-water quality</w:t>
+        <w:t>2.3 SWRO, pressure exchanger, and product–water quality</w:t>
       </w:r>
     </w:p>
     <w:p>
@@ -1616,76 +1379,76 @@
       </w:pPr>
       <w:r>
         <w:rPr>
-          <w:i w:val="0"/>
-          <w:sz w:val="21"/>
-        </w:rPr>
-        <w:t xml:space="preserve">The concentrated brine undergoes selective precipitation, with calcium as </w:t>
-      </w:r>
-      <w:r>
-        <w:rPr>
-          <w:i w:val="0"/>
-          <w:sz w:val="21"/>
-        </w:rPr>
-        <w:t>CaCO</w:t>
-      </w:r>
-      <w:r>
-        <w:rPr>
-          <w:i w:val="0"/>
+          <w:i w:val="false"/>
+          <w:sz w:val="21"/>
+          <w:lang w:val="en-US"/>
+        </w:rPr>
+        <w:t>The concentrated brine undergoes selective precipitation, with calcium as CaCO</w:t>
+      </w:r>
+      <w:r>
+        <w:rPr>
+          <w:i w:val="false"/>
           <w:sz w:val="21"/>
           <w:vertAlign w:val="subscript"/>
+          <w:lang w:val="en-US"/>
         </w:rPr>
         <w:t>3</w:t>
       </w:r>
       <w:r>
         <w:rPr>
-          <w:i w:val="0"/>
-          <w:sz w:val="21"/>
-        </w:rPr>
-        <w:t xml:space="preserve"> by soda-ash dosing followed by magnesium as </w:t>
-      </w:r>
-      <w:r>
-        <w:rPr>
-          <w:i w:val="0"/>
-          <w:sz w:val="21"/>
-        </w:rPr>
-        <w:t>Mg(OH)</w:t>
-      </w:r>
-      <w:r>
-        <w:rPr>
-          <w:i w:val="0"/>
+          <w:i w:val="false"/>
+          <w:sz w:val="21"/>
+          <w:lang w:val="en-US"/>
+        </w:rPr>
+        <w:t xml:space="preserve"> by soda-ash dosing followed by magnesium as Mg(OH)</w:t>
+      </w:r>
+      <w:r>
+        <w:rPr>
+          <w:i w:val="false"/>
           <w:sz w:val="21"/>
           <w:vertAlign w:val="subscript"/>
+          <w:lang w:val="en-US"/>
         </w:rPr>
         <w:t>2</w:t>
       </w:r>
       <w:r>
         <w:rPr>
-          <w:i w:val="0"/>
-          <w:sz w:val="21"/>
-        </w:rPr>
-        <w:t xml:space="preserve"> by lime dosing, with the design basis given in Table 4. The residue is routed to a mechanical vapor compression crystallizer, which consumes 8–15 kWh </w:t>
-      </w:r>
-      <w:r>
-        <w:rPr>
-          <w:i w:val="0"/>
-          <w:sz w:val="21"/>
-        </w:rPr>
-        <w:t>m</w:t>
-      </w:r>
-      <w:r>
-        <w:rPr>
-          <w:i w:val="0"/>
+          <w:i w:val="false"/>
+          <w:sz w:val="21"/>
+          <w:lang w:val="en-US"/>
+        </w:rPr>
+        <w:t xml:space="preserve"> by lime dosing, with the design basis given in Table 4. The residue is routed to a mechanical vapor compression crystallizer, which consumes 8–15 kWh m</w:t>
+      </w:r>
+      <w:r>
+        <w:rPr>
+          <w:i w:val="false"/>
           <w:sz w:val="21"/>
           <w:vertAlign w:val="superscript"/>
+          <w:lang w:val="en-US"/>
         </w:rPr>
         <w:t>−3</w:t>
       </w:r>
       <w:r>
         <w:rPr>
-          <w:i w:val="0"/>
-          <w:sz w:val="21"/>
-        </w:rPr>
-        <w:t xml:space="preserve"> of electrical energy per cubic meter of crystallizer feed [20]. The stage is described throughout as ZLD-capable, by which we mean only that the configuration contains no designed liquid discharge stream, not that zero discharge has been demonstrated. The residual liquid fraction is a modeled quantity without pilot validation, and real leakage, blowdown and operational upsets would raise it. No claim of achieved zero liquid discharge is made anywhere in this work.</w:t>
+          <w:i w:val="false"/>
+          <w:sz w:val="21"/>
+          <w:lang w:val="en-US"/>
+        </w:rPr>
+        <w:t xml:space="preserve"> of electrical energy per cubic meter of crystallizer feed [20]. The stage is described throughout as ZLD-capable, by which we mean only that the configuration contains no designed liquid discharge stream, not that zero discharge has been demonstrated. The residual liquid fraction is a modeled quantity without pilot validation, and real leakage, blowdown and operational upsets </w:t>
+      </w:r>
+      <w:r>
+        <w:rPr>
+          <w:lang w:val="en-US"/>
+        </w:rPr>
+        <w:t>increase</w:t>
+      </w:r>
+      <w:r>
+        <w:rPr>
+          <w:i w:val="false"/>
+          <w:sz w:val="21"/>
+          <w:lang w:val="en-US"/>
+        </w:rPr>
+        <w:t xml:space="preserve"> it. No claim of achieved zero liquid discharge is made anywhere in this work.</w:t>
       </w:r>
     </w:p>
     <w:p>
@@ -1712,10 +1475,25 @@
       </w:pPr>
       <w:r>
         <w:rPr>
-          <w:i w:val="0"/>
-          <w:sz w:val="21"/>
-        </w:rPr>
-        <w:t>Symbols are defined in the Nomenclature. The solution procedure is sequential: Eqs. (1)–(3) close the water and per-ion salt balance for each membrane stage in turn; Eqs. (4)–(5) give the osmotic pressure of each stream; Eqs. (6)–(7) give the RO stage energy; Eqs. (8)–(9) bound the concentrator energy; Eqs. (10)–(12) give the mineral masses and the alkalinity they require; and Eq. (13) gives the levelized cost. No stage is solved before its feed is known; thus, the procedure requires no iteration. The stage water balance and the per-ion permeate and salt balances are, for each membrane stage:</w:t>
+          <w:i w:val="false"/>
+          <w:sz w:val="21"/>
+          <w:lang w:val="en-US"/>
+        </w:rPr>
+        <w:t>Symbols are defined in the Nomenclature. The solution procedure is sequential: Eqs. (1)–(3) close the water and per-ion salt balance for each membrane stage in turn; Eqs. (4)–(5) give the osmotic pressure of each stream; Eqs. (6)–(7) give the RO stage energy; Eqs. (8)–(9) bound the concentrator energy; Eqs. (10)–(12) give the mineral masses and the alkalinity they require; and Eq. (13) gives the levelized cost. No stage is solved before its feed is known; thus, the procedure requires no iteration. The stage water balance and the per-ion permeate and salt balances are</w:t>
+      </w:r>
+      <w:r>
+        <w:rPr>
+          <w:lang w:val="en-US"/>
+        </w:rPr>
+        <w:t xml:space="preserve"> as follows</w:t>
+      </w:r>
+      <w:r>
+        <w:rPr>
+          <w:i w:val="false"/>
+          <w:sz w:val="21"/>
+          <w:lang w:val="en-US"/>
+        </w:rPr>
+        <w:t xml:space="preserve"> for each membrane stage:</w:t>
       </w:r>
     </w:p>
     <w:p>
@@ -2489,10 +2267,81 @@
       </w:pPr>
       <w:r>
         <w:rPr>
-          <w:i w:val="0"/>
-          <w:sz w:val="21"/>
-        </w:rPr>
-        <w:t>Here Q is volumetric flow, C is concentration and r is membrane rejection; the subscripts f, p and b denote the feed, permeate and concentrate of a stage and the index i runs over the ions of Table 1. The osmotic pressure of a stream is taken from a linear model calibrated at seawater salinity, Eq. (4), and from its osmotic-coefficient-corrected form, Eq. (5):</w:t>
+          <w:i w:val="false"/>
+          <w:sz w:val="21"/>
+          <w:lang w:val="en-US"/>
+        </w:rPr>
+        <w:t>Here</w:t>
+      </w:r>
+      <w:r>
+        <w:rPr>
+          <w:lang w:val="en-US"/>
+        </w:rPr>
+        <w:t>,</w:t>
+      </w:r>
+      <w:r>
+        <w:rPr>
+          <w:i w:val="false"/>
+          <w:sz w:val="21"/>
+          <w:lang w:val="en-US"/>
+        </w:rPr>
+        <w:t xml:space="preserve"> Q is </w:t>
+      </w:r>
+      <w:r>
+        <w:rPr>
+          <w:lang w:val="en-US"/>
+        </w:rPr>
+        <w:t xml:space="preserve">the </w:t>
+      </w:r>
+      <w:r>
+        <w:rPr>
+          <w:i w:val="false"/>
+          <w:sz w:val="21"/>
+          <w:lang w:val="en-US"/>
+        </w:rPr>
+        <w:t xml:space="preserve">volumetric flow, C is </w:t>
+      </w:r>
+      <w:r>
+        <w:rPr>
+          <w:lang w:val="en-US"/>
+        </w:rPr>
+        <w:t xml:space="preserve">the </w:t>
+      </w:r>
+      <w:r>
+        <w:rPr>
+          <w:i w:val="false"/>
+          <w:sz w:val="21"/>
+          <w:lang w:val="en-US"/>
+        </w:rPr>
+        <w:t xml:space="preserve">concentration and r is </w:t>
+      </w:r>
+      <w:r>
+        <w:rPr>
+          <w:lang w:val="en-US"/>
+        </w:rPr>
+        <w:t xml:space="preserve">the </w:t>
+      </w:r>
+      <w:r>
+        <w:rPr>
+          <w:i w:val="false"/>
+          <w:sz w:val="21"/>
+          <w:lang w:val="en-US"/>
+        </w:rPr>
+        <w:t>membrane rejection; the subscripts f, p and b denote the feed, permeate and concentrate of a stage</w:t>
+      </w:r>
+      <w:r>
+        <w:rPr>
+          <w:lang w:val="en-US"/>
+        </w:rPr>
+        <w:t>, respectively;</w:t>
+      </w:r>
+      <w:r>
+        <w:rPr>
+          <w:i w:val="false"/>
+          <w:sz w:val="21"/>
+          <w:lang w:val="en-US"/>
+        </w:rPr>
+        <w:t xml:space="preserve"> and the index i runs over the ions of Table 1. The osmotic pressure of a stream is taken from a linear model calibrated at seawater salinity, Eq. (4), and from its osmotic-coefficient-corrected form, Eq. (5):</w:t>
       </w:r>
     </w:p>
     <w:p>
@@ -2741,10 +2590,25 @@
       </w:pPr>
       <w:r>
         <w:rPr>
-          <w:i w:val="0"/>
-          <w:sz w:val="21"/>
-        </w:rPr>
-        <w:t>The applied feed pressure, which includes an allowance for concentration polarization, and the specific energy of the RO stage with isobaric energy recovery are:</w:t>
+          <w:i w:val="false"/>
+          <w:sz w:val="21"/>
+          <w:lang w:val="en-US"/>
+        </w:rPr>
+        <w:t>The applied feed pressure, which includes an allowance for concentration polarization, and the specific energy of the RO stage with isobaric energy recovery are</w:t>
+      </w:r>
+      <w:r>
+        <w:rPr>
+          <w:lang w:val="en-US"/>
+        </w:rPr>
+        <w:t xml:space="preserve"> as follows</w:t>
+      </w:r>
+      <w:r>
+        <w:rPr>
+          <w:i w:val="false"/>
+          <w:sz w:val="21"/>
+          <w:lang w:val="en-US"/>
+        </w:rPr>
+        <w:t>:</w:t>
       </w:r>
     </w:p>
     <w:p>
@@ -3269,10 +3133,25 @@
       </w:pPr>
       <w:r>
         <w:rPr>
-          <w:i w:val="0"/>
-          <w:sz w:val="21"/>
-        </w:rPr>
-        <w:t>The reversible minimum work of separation for a stage, expressed per cubic meter of feed to that stage, and the actual stage energy obtained from it, are:</w:t>
+          <w:i w:val="false"/>
+          <w:sz w:val="21"/>
+          <w:lang w:val="en-US"/>
+        </w:rPr>
+        <w:t>The reversible minimum work of separation for a stage, expressed per cubic meter of feed to that stage, and the actual stage energy obtained from it are</w:t>
+      </w:r>
+      <w:r>
+        <w:rPr>
+          <w:lang w:val="en-US"/>
+        </w:rPr>
+        <w:t xml:space="preserve"> as follows</w:t>
+      </w:r>
+      <w:r>
+        <w:rPr>
+          <w:i w:val="false"/>
+          <w:sz w:val="21"/>
+          <w:lang w:val="en-US"/>
+        </w:rPr>
+        <w:t>:</w:t>
       </w:r>
     </w:p>
     <w:p>
@@ -3621,10 +3500,39 @@
       </w:pPr>
       <w:r>
         <w:rPr>
-          <w:i w:val="0"/>
-          <w:sz w:val="21"/>
-        </w:rPr>
-        <w:t>The masses of the two precipitation products and the alkalinity their recovery requires are:</w:t>
+          <w:i w:val="false"/>
+          <w:sz w:val="21"/>
+          <w:lang w:val="en-US"/>
+        </w:rPr>
+        <w:t xml:space="preserve">The masses of the two precipitation products and the alkalinity </w:t>
+      </w:r>
+      <w:r>
+        <w:rPr>
+          <w:lang w:val="en-US"/>
+        </w:rPr>
+        <w:t xml:space="preserve">required for </w:t>
+      </w:r>
+      <w:r>
+        <w:rPr>
+          <w:i w:val="false"/>
+          <w:sz w:val="21"/>
+          <w:lang w:val="en-US"/>
+        </w:rPr>
+        <w:t>their recovery are</w:t>
+      </w:r>
+      <w:r>
+        <w:rPr>
+          <w:lang w:val="en-US"/>
+        </w:rPr>
+        <w:t xml:space="preserve"> as follows</w:t>
+      </w:r>
+      <w:r>
+        <w:rPr>
+          <w:i w:val="false"/>
+          <w:sz w:val="21"/>
+          <w:lang w:val="en-US"/>
+        </w:rPr>
+        <w:t>:</w:t>
       </w:r>
     </w:p>
     <w:p>
@@ -4362,10 +4270,25 @@
       </w:pPr>
       <w:r>
         <w:rPr>
-          <w:i w:val="0"/>
-          <w:sz w:val="21"/>
-        </w:rPr>
-        <w:t>The levelized cost of water, net of the mineral credit, is:</w:t>
+          <w:i w:val="false"/>
+          <w:sz w:val="21"/>
+          <w:lang w:val="en-US"/>
+        </w:rPr>
+        <w:t>The levelized cost of water, net of the mineral credit, is</w:t>
+      </w:r>
+      <w:r>
+        <w:rPr>
+          <w:lang w:val="en-US"/>
+        </w:rPr>
+        <w:t xml:space="preserve"> as follows</w:t>
+      </w:r>
+      <w:r>
+        <w:rPr>
+          <w:i w:val="false"/>
+          <w:sz w:val="21"/>
+          <w:lang w:val="en-US"/>
+        </w:rPr>
+        <w:t>:</w:t>
       </w:r>
     </w:p>
     <w:p>
@@ -4647,10 +4570,25 @@
       </w:pPr>
       <w:r>
         <w:rPr>
-          <w:i w:val="0"/>
-          <w:sz w:val="21"/>
-        </w:rPr>
-        <w:t>Because φ(S) in Eq. (5) is carried as a bounded sensitivity rather than a locked correlation, the specific energy figures reported here are model estimates rather than final values. Section 4.5 shows the residual uncertainty from this source to be under 2% of the total SEC, an order of magnitude smaller than the concentrator correction, so it does not affect any conclusions drawn; however, the distinction is stated so that the numbers are not quoted onward as settled.</w:t>
+          <w:i w:val="false"/>
+          <w:sz w:val="21"/>
+          <w:lang w:val="en-US"/>
+        </w:rPr>
+        <w:t xml:space="preserve">Because φ(S) in Eq. (5) is carried </w:t>
+      </w:r>
+      <w:r>
+        <w:rPr>
+          <w:lang w:val="en-US"/>
+        </w:rPr>
+        <w:t xml:space="preserve">out </w:t>
+      </w:r>
+      <w:r>
+        <w:rPr>
+          <w:i w:val="false"/>
+          <w:sz w:val="21"/>
+          <w:lang w:val="en-US"/>
+        </w:rPr>
+        <w:t>as a bounded sensitivity rather than a locked correlation, the specific energy figures reported here are model estimates rather than final values. Section 4.5 shows the residual uncertainty from this source to be under 2% of the total SEC, an order of magnitude smaller than the concentrator correction, so it does not affect any conclusions drawn; however, the distinction is stated so that the numbers are not quoted onward as settled.</w:t>
       </w:r>
     </w:p>
     <w:p>
@@ -8401,21 +8339,16 @@
         <w:rPr>
           <w:i/>
           <w:sz w:val="18"/>
-        </w:rPr>
-        <w:t xml:space="preserve">Table 2. Stage decomposition, kWh per cubic meter of permeate. Case C is the desalination stage, Case D adds brine concentration, and Case E adds crystallization. The original reported Case E as 10.68 kWh </w:t>
-      </w:r>
-      <w:r>
-        <w:rPr>
-          <w:i/>
-          <w:sz w:val="18"/>
-        </w:rPr>
-        <w:t>m</w:t>
+          <w:lang w:val="en-US"/>
+        </w:rPr>
+        <w:t>Table 2. Stage decomposition, kWh per cubic meter of permeate. Case C is the desalination stage, Case D adds brine concentration, and Case E adds crystallization. The original reported Case E is 10.68 kWh m</w:t>
       </w:r>
       <w:r>
         <w:rPr>
           <w:i/>
           <w:sz w:val="18"/>
           <w:vertAlign w:val="superscript"/>
+          <w:lang w:val="en-US"/>
         </w:rPr>
         <w:t>−3</w:t>
       </w:r>
@@ -8423,6 +8356,7 @@
         <w:rPr>
           <w:i/>
           <w:sz w:val="18"/>
+          <w:lang w:val="en-US"/>
         </w:rPr>
         <w:t>.</w:t>
       </w:r>
@@ -8582,76 +8516,76 @@
       </w:pPr>
       <w:r>
         <w:rPr>
-          <w:i w:val="0"/>
-          <w:sz w:val="21"/>
-        </w:rPr>
-        <w:t xml:space="preserve">The original included a market absorption check to test whether the recovered tonnage could in fact be sold, and that check stands: a 10,000 </w:t>
-      </w:r>
-      <w:r>
-        <w:rPr>
-          <w:i w:val="0"/>
-          <w:sz w:val="21"/>
-        </w:rPr>
-        <w:t>m</w:t>
-      </w:r>
-      <w:r>
-        <w:rPr>
-          <w:i w:val="0"/>
+          <w:i w:val="false"/>
+          <w:sz w:val="21"/>
+          <w:lang w:val="en-US"/>
+        </w:rPr>
+        <w:t>The original included a market absorption check to test whether the recovered tonnage could in fact be sold, and that check stands: a 10,000 m</w:t>
+      </w:r>
+      <w:r>
+        <w:rPr>
+          <w:i w:val="false"/>
           <w:sz w:val="21"/>
           <w:vertAlign w:val="superscript"/>
+          <w:lang w:val="en-US"/>
         </w:rPr>
         <w:t>3</w:t>
       </w:r>
       <w:r>
         <w:rPr>
-          <w:i w:val="0"/>
-          <w:sz w:val="21"/>
-        </w:rPr>
-        <w:t xml:space="preserve"> </w:t>
-      </w:r>
-      <w:r>
-        <w:rPr>
-          <w:i w:val="0"/>
-          <w:sz w:val="21"/>
-        </w:rPr>
-        <w:t>d</w:t>
-      </w:r>
-      <w:r>
-        <w:rPr>
-          <w:i w:val="0"/>
+          <w:i w:val="false"/>
+          <w:sz w:val="21"/>
+          <w:lang w:val="en-US"/>
+        </w:rPr>
+        <w:t xml:space="preserve"> d</w:t>
+      </w:r>
+      <w:r>
+        <w:rPr>
+          <w:i w:val="false"/>
           <w:sz w:val="21"/>
           <w:vertAlign w:val="superscript"/>
+          <w:lang w:val="en-US"/>
         </w:rPr>
         <w:t>−1</w:t>
       </w:r>
       <w:r>
         <w:rPr>
-          <w:i w:val="0"/>
-          <w:sz w:val="21"/>
-        </w:rPr>
-        <w:t xml:space="preserve"> plant would produce a material fraction of the addressable </w:t>
-      </w:r>
-      <w:r>
-        <w:rPr>
-          <w:i w:val="0"/>
-          <w:sz w:val="21"/>
-        </w:rPr>
-        <w:t>Mg(OH)</w:t>
-      </w:r>
-      <w:r>
-        <w:rPr>
-          <w:i w:val="0"/>
+          <w:i w:val="false"/>
+          <w:sz w:val="21"/>
+          <w:lang w:val="en-US"/>
+        </w:rPr>
+        <w:t xml:space="preserve"> plant would produce a material fraction of the addressable Mg(OH)</w:t>
+      </w:r>
+      <w:r>
+        <w:rPr>
+          <w:i w:val="false"/>
           <w:sz w:val="21"/>
           <w:vertAlign w:val="subscript"/>
+          <w:lang w:val="en-US"/>
         </w:rPr>
         <w:t>2</w:t>
       </w:r>
       <w:r>
         <w:rPr>
-          <w:i w:val="0"/>
-          <w:sz w:val="21"/>
-        </w:rPr>
-        <w:t xml:space="preserve"> market, so a sellable fraction well below unity is the realistic assumption rather than a conservative one. The revision extends the same reasoning to calcium carbonate, which the original credited at 100% of the market price. Recovered carbonate competes against a large, low-margin commodity whose specification depends on purity, particle size and brightness, none of which is controlled by a process optimized for water. A sellable fraction of 50–70% is used here, sampled rather than fixed, and transport and refining beyond primary precipitation remain outside the boundary and therefore uncredited.</w:t>
+          <w:i w:val="false"/>
+          <w:sz w:val="21"/>
+          <w:lang w:val="en-US"/>
+        </w:rPr>
+        <w:t xml:space="preserve"> market, so a sellable fraction well below unity is the realistic assumption rather than a conservative one. The revision extends the same reasoning to calcium carbonate, </w:t>
+      </w:r>
+      <w:r>
+        <w:rPr>
+          <w:lang w:val="en-US"/>
+        </w:rPr>
+        <w:t>whose</w:t>
+      </w:r>
+      <w:r>
+        <w:rPr>
+          <w:i w:val="false"/>
+          <w:sz w:val="21"/>
+          <w:lang w:val="en-US"/>
+        </w:rPr>
+        <w:t xml:space="preserve"> original credited at 100% of the market price. Recovered carbonate competes against a large, low-margin commodity whose specification depends on purity, particle size and brightness, none of which is controlled by a process optimized for water. A sellable fraction of 50–70% is used here, sampled rather than fixed, and transport and refining beyond primary precipitation remain outside the boundary and therefore uncredited.</w:t>
       </w:r>
     </w:p>
     <w:p>
@@ -8896,25 +8830,24 @@
       </w:r>
     </w:p>
     <w:p>
+      <w:pPr>
+        <w:pStyle w:val="Normal"/>
+        <w:rPr/>
+      </w:pPr>
       <w:r>
         <w:rPr>
           <w:i/>
           <w:sz w:val="18"/>
-        </w:rPr>
-        <w:t xml:space="preserve">Fig. 4. Consistency test 1. Attainable brine-concentrator energy, </w:t>
-      </w:r>
-      <w:r>
-        <w:rPr>
-          <w:i/>
-          <w:sz w:val="18"/>
-        </w:rPr>
-        <w:t>w</w:t>
+          <w:lang w:val="en-US"/>
+        </w:rPr>
+        <w:t>Fig. 4. Consistency test 1. Attainable brine-concentrator energy, w</w:t>
       </w:r>
       <w:r>
         <w:rPr>
           <w:i/>
           <w:sz w:val="18"/>
           <w:vertAlign w:val="subscript"/>
+          <w:lang w:val="en-US"/>
         </w:rPr>
         <w:t>min</w:t>
       </w:r>
@@ -8922,21 +8855,16 @@
         <w:rPr>
           <w:i/>
           <w:sz w:val="18"/>
-        </w:rPr>
-        <w:t>/</w:t>
-      </w:r>
-      <w:r>
-        <w:rPr>
-          <w:i/>
-          <w:sz w:val="18"/>
-        </w:rPr>
-        <w:t>η</w:t>
+          <w:lang w:val="en-US"/>
+        </w:rPr>
+        <w:t>/η</w:t>
       </w:r>
       <w:r>
         <w:rPr>
           <w:i/>
           <w:sz w:val="18"/>
           <w:vertAlign w:val="subscript"/>
+          <w:lang w:val="en-US"/>
         </w:rPr>
         <w:t>II,</w:t>
       </w:r>
@@ -8944,21 +8872,16 @@
         <w:rPr>
           <w:i/>
           <w:sz w:val="18"/>
-        </w:rPr>
-        <w:t xml:space="preserve"> against the second-law efficiency of the stage. The reversible minimum for the modeled feed is 0.94 kWh per cubic meter of brine processed; the 0.5-1.0 kWh </w:t>
-      </w:r>
-      <w:r>
-        <w:rPr>
-          <w:i/>
-          <w:sz w:val="18"/>
-        </w:rPr>
-        <w:t>m</w:t>
+          <w:lang w:val="en-US"/>
+        </w:rPr>
+        <w:t xml:space="preserve"> against the second-law efficiency of the stage. The reversible minimum for the modeled feed is 0.94 kWh per cubic meter of brine processed; the 0.5–1.0 kWh m</w:t>
       </w:r>
       <w:r>
         <w:rPr>
           <w:i/>
           <w:sz w:val="18"/>
           <w:vertAlign w:val="superscript"/>
+          <w:lang w:val="en-US"/>
         </w:rPr>
         <w:t>−3</w:t>
       </w:r>
@@ -8966,6 +8889,7 @@
         <w:rPr>
           <w:i/>
           <w:sz w:val="18"/>
+          <w:lang w:val="en-US"/>
         </w:rPr>
         <w:t xml:space="preserve"> range assumed in the original lies at or below it, and its upper bound would require a second-law efficiency of 94%.</w:t>
       </w:r>
@@ -9241,12 +9165,17 @@
       </w:r>
     </w:p>
     <w:p>
+      <w:pPr>
+        <w:pStyle w:val="Normal"/>
+        <w:rPr/>
+      </w:pPr>
       <w:r>
         <w:rPr>
           <w:i/>
           <w:sz w:val="18"/>
-        </w:rPr>
-        <w:t>Fig. 5. Consistency test 3. Net reagent carbon against additional energy demand for the four alkalinity routes of Table 3, per cubic meter of permeate. The reagent carbon burden can be removed only by moving it into the energy account.</w:t>
+          <w:lang w:val="en-US"/>
+        </w:rPr>
+        <w:t>Fig. 5. Consistency test 3. Net reagent carbon against additional energy demand for the four alkalinity routes of Table 3 per cubic meter of permeate. The carbon burden of the reagent can be removed only by moving it into the energy account.</w:t>
       </w:r>
     </w:p>
     <w:tbl>
@@ -13727,10 +13656,25 @@
       </w:pPr>
       <w:r>
         <w:rPr>
-          <w:i w:val="0"/>
-          <w:sz w:val="21"/>
-        </w:rPr>
-        <w:t>The parameters the consistency tests identify as governing were propagated by Monte Carlo with 300,000 samples (seed 20260919), sampling concentrator second-law efficiency, crystallizer energy, intake energy, electricity and reagent prices, CAPEX uplift, sellable fractions and prices for both minerals, reagent embodied carbon and grid carbon intensity. Every parameter is sampled from an independent uniform distribution over the interval given in Table 7, the mineral price multiplier being drawn separately for each of the two products, so that the thirteen rows of that table correspond to fourteen independently sampled quantities; uniform sampling is used deliberately, since for most of these quantities, the literature supports a plausible range but not a shape. The results are summarized in Table 8 and Fig. 6.</w:t>
+          <w:i w:val="false"/>
+          <w:sz w:val="21"/>
+          <w:lang w:val="en-US"/>
+        </w:rPr>
+        <w:t xml:space="preserve">The parameters the consistency tests identify as governing were propagated by Monte Carlo with 300,000 samples (seed 20260919), sampling concentrator second-law efficiency, crystallizer energy, intake energy, electricity and reagent prices, CAPEX uplift, sellable fractions and prices for both minerals, reagent embodied carbon and grid carbon intensity. Every parameter is sampled from an independent uniform distribution over the interval given in Table 7, </w:t>
+      </w:r>
+      <w:r>
+        <w:rPr>
+          <w:lang w:val="en-US"/>
+        </w:rPr>
+        <w:t xml:space="preserve">with </w:t>
+      </w:r>
+      <w:r>
+        <w:rPr>
+          <w:i w:val="false"/>
+          <w:sz w:val="21"/>
+          <w:lang w:val="en-US"/>
+        </w:rPr>
+        <w:t>the mineral price multiplier being drawn separately for each of the two products so that the thirteen rows of that table correspond to fourteen independently sampled quantities; uniform sampling is used deliberately, since for most of these quantities, the literature supports a plausible range but not a shape. The results are summarized in Table 8 and Fig. 6.</w:t>
       </w:r>
     </w:p>
     <w:p>
@@ -17885,25 +17829,24 @@
       </w:r>
     </w:p>
     <w:p>
+      <w:pPr>
+        <w:pStyle w:val="Normal"/>
+        <w:rPr/>
+      </w:pPr>
       <w:r>
         <w:rPr>
           <w:i/>
           <w:sz w:val="18"/>
-        </w:rPr>
-        <w:t xml:space="preserve">Fig. 7. Cost structure. (a) Operating-cost composition from Table 5, evaluated at $0.08 </w:t>
-      </w:r>
-      <w:r>
-        <w:rPr>
-          <w:i/>
-          <w:sz w:val="18"/>
-        </w:rPr>
-        <w:t>kWh</w:t>
+          <w:lang w:val="en-US"/>
+        </w:rPr>
+        <w:t>Fig. 7. Cost structure. (a) Operating cost composition from Table 5, evaluated at $0.08 kWh</w:t>
       </w:r>
       <w:r>
         <w:rPr>
           <w:i/>
           <w:sz w:val="18"/>
           <w:vertAlign w:val="superscript"/>
+          <w:lang w:val="en-US"/>
         </w:rPr>
         <w:t>−1</w:t>
       </w:r>
@@ -17911,8 +17854,9 @@
         <w:rPr>
           <w:i/>
           <w:sz w:val="18"/>
-        </w:rPr>
-        <w:t xml:space="preserve"> and the median modeled SEC; the precipitation reagents, not electricity, are the largest single line. (b) Monte Carlo medians from Table 8: gross levelized cost, mineral credit and net levelized cost, with the 5th-95th percentile interval on the net value and the conventional SWRO comparator.</w:t>
+          <w:lang w:val="en-US"/>
+        </w:rPr>
+        <w:t xml:space="preserve"> and the median modeled SEC; the precipitation reagents, not electricity, are the largest single line. (b) Monte Carlo medians from Table 8: gross levelized cost, mineral credit and net levelized cost, with the 5th–95th percentile interval on the net value and the conventional SWRO comparator.</w:t>
       </w:r>
     </w:p>
     <w:p>
@@ -18037,12 +17981,17 @@
       </w:r>
     </w:p>
     <w:p>
+      <w:pPr>
+        <w:pStyle w:val="Normal"/>
+        <w:rPr/>
+      </w:pPr>
       <w:r>
         <w:rPr>
           <w:i/>
           <w:sz w:val="18"/>
-        </w:rPr>
-        <w:t>Fig. 9. Attribution of the economic reversal. (A) Ablation of the two corrections, each turned on in sequence with all other parameters at their median. (B) Spearman rank correlation of each sampled parameter with net LCOW. (C) Probability that net LCOW falls below the comparator over the plane of reagent cost and mineral value, both relative to the values modeled here.</w:t>
+          <w:lang w:val="en-US"/>
+        </w:rPr>
+        <w:t>Fig. 9. Attribution of economic reversal. (A) Ablation of the two corrections, each turned on in sequence with all other parameters at their median. (B) Spearman rank correlation of each sampled parameter with net LCOW. (C) Probability that net LCOW falls below the comparator over the plane of reagent cost and mineral value, both relative to the values modeled here.</w:t>
       </w:r>
     </w:p>
     <w:tbl>
@@ -19783,8 +19732,10 @@
         <w:rPr/>
       </w:pPr>
       <w:r>
-        <w:rPr/>
-        <w:t>The probability that net LCOW falls below the comparator over the plane of reagent cost and mineral value, both relative to the values modeled here, is shown in Fig. 9C. The modeled operating point lies deep in the inadmissible region. Reaching the comparator at present reagent prices requires the recovered minerals to be worth 2.1 times the value assumed here; were the reagent requirement eliminated entirely, 0.8 times would suffice. These are the two available levers, and their magnitudes are the specification any future version of this architecture would have to meet. Neither is reached by improving the concentrator.</w:t>
+        <w:rPr>
+          <w:lang w:val="en-US"/>
+        </w:rPr>
+        <w:t>The probability that net LCOW falls below the comparator over the plane of reagent cost and mineral value, both relative to the values modeled here, is shown in Fig. 9C. The modeled operating point lies deep in the inadmissible region. Reaching the comparator at present reagent prices requires the recovered minerals to be worth 2.1 times the value assumed here; where the reagent requirement is eliminated entirely, 0.8 times would suffice. These are the two available levers, and their magnitudes are the specifications that any future version of this architecture would have to meet. Neither is reached by improving the concentrator.</w:t>
       </w:r>
     </w:p>
     <w:p>
@@ -20020,14 +19971,14 @@
           <w:i w:val="0"/>
           <w:sz w:val="21"/>
         </w:rPr>
-        <w:t xml:space="preserve">; below it, an electrochemical supply is less expensive. Solving for the price at which route D reaches the conventional comparator gives $0.033 </w:t>
+        <w:t xml:space="preserve">; below it, an electrochemical supply is less expensive. Solving for the price at which route D reaches the conventional comparator gives $0.033 kWh−1 (Fig. 10A). Both crossings are modeled thresholds under the cost assumptions of Tables 5 and 6 rather than demonstrated commercial break-even prices: the capital cost of the electrochemical unit and the handling of its chlorine and acid coproducts lie outside the boundary (Section 5.6).</w:t>
       </w:r>
       <w:r>
         <w:rPr>
           <w:i w:val="0"/>
           <w:sz w:val="21"/>
         </w:rPr>
-        <w:t>kWh</w:t>
+        <w:t/>
       </w:r>
       <w:r>
         <w:rPr>
@@ -20035,14 +19986,14 @@
           <w:sz w:val="21"/>
           <w:vertAlign w:val="superscript"/>
         </w:rPr>
-        <w:t>−1</w:t>
+        <w:t/>
       </w:r>
       <w:r>
         <w:rPr>
           <w:i w:val="0"/>
           <w:sz w:val="21"/>
         </w:rPr>
-        <w:t xml:space="preserve"> (Fig. 10A). The purchased-alkali route has no such crossing: at zero electricity cost, it still sits at $1.10 </w:t>
+        <w:t xml:space="preserve"> The purchased-alkali route has no such crossing: at zero electricity cost, it still sits at $1.10 </w:t>
       </w:r>
       <w:r>
         <w:rPr>
@@ -20109,12 +20060,17 @@
       </w:r>
     </w:p>
     <w:p>
+      <w:pPr>
+        <w:pStyle w:val="Normal"/>
+        <w:rPr/>
+      </w:pPr>
       <w:r>
         <w:rPr>
           <w:i/>
           <w:sz w:val="18"/>
-        </w:rPr>
-        <w:t>Fig. 10. Unbinding the alkalinity constraint. (A) Net levelized cost against electricity price for the purchased-alkali route A and the electrochemical route D; only route D crosses the conventional comparator. (B) Electricity price at which route D reaches the comparator, as a function of the realizable mineral credit.</w:t>
+          <w:lang w:val="en-US"/>
+        </w:rPr>
+        <w:t>Fig. 10. Unbinding the alkalinity constraint. (A) Net levelized cost against electricity price for the purchased-alkali route A and the electrochemical route D; only route D crosses the conventional comparator. (B) Electricity price at which route D reaches the comparator as a function of the realizable mineral credit.</w:t>
       </w:r>
     </w:p>
     <w:p>
@@ -21884,25 +21840,24 @@
       </w:r>
     </w:p>
     <w:p>
+      <w:pPr>
+        <w:pStyle w:val="Normal"/>
+        <w:rPr/>
+      </w:pPr>
       <w:r>
         <w:rPr>
           <w:i/>
           <w:sz w:val="18"/>
-        </w:rPr>
-        <w:t xml:space="preserve">Fig. 11. Alkalinity and calcium treated as one design problem, Eq. (14). (A) Cost per kmol of hydroxide by source against electricity price, with the reversible limit of water dissociation at 45 mol </w:t>
-      </w:r>
-      <w:r>
-        <w:rPr>
-          <w:i/>
-          <w:sz w:val="18"/>
-        </w:rPr>
-        <w:t>OH</w:t>
+          <w:lang w:val="en-US"/>
+        </w:rPr>
+        <w:t>Fig. 11. Alkalinity and calcium are treated as one design problem, Eq. (14). (A) Cost per kmol of hydroxide by source against electricity price, with the reversible limit of water dissociation at 45 mol OH</w:t>
       </w:r>
       <w:r>
         <w:rPr>
           <w:i/>
           <w:sz w:val="18"/>
           <w:vertAlign w:val="superscript"/>
+          <w:lang w:val="en-US"/>
         </w:rPr>
         <w:t>−</w:t>
       </w:r>
@@ -21910,21 +21865,16 @@
         <w:rPr>
           <w:i/>
           <w:sz w:val="18"/>
-        </w:rPr>
-        <w:t xml:space="preserve"> </w:t>
-      </w:r>
-      <w:r>
-        <w:rPr>
-          <w:i/>
-          <w:sz w:val="18"/>
-        </w:rPr>
-        <w:t>kWh</w:t>
+          <w:lang w:val="en-US"/>
+        </w:rPr>
+        <w:t xml:space="preserve"> kWh</w:t>
       </w:r>
       <w:r>
         <w:rPr>
           <w:i/>
           <w:sz w:val="18"/>
           <w:vertAlign w:val="superscript"/>
+          <w:lang w:val="en-US"/>
         </w:rPr>
         <w:t>−1</w:t>
       </w:r>
@@ -21932,21 +21882,16 @@
         <w:rPr>
           <w:i/>
           <w:sz w:val="18"/>
-        </w:rPr>
-        <w:t xml:space="preserve">. (B) Net levelized cost of the calcium-closed optimum over electricity price and on-site alkalinity yield, with the heavy contour at the $0.76 </w:t>
-      </w:r>
-      <w:r>
-        <w:rPr>
-          <w:i/>
-          <w:sz w:val="18"/>
-        </w:rPr>
-        <w:t>m</w:t>
+          <w:lang w:val="en-US"/>
+        </w:rPr>
+        <w:t>. (B) Net levelized cost of the calcium-closed optimum over electricity price and on-site alkalinity yield, with the heavy contour at the $0.76 m</w:t>
       </w:r>
       <w:r>
         <w:rPr>
           <w:i/>
           <w:sz w:val="18"/>
           <w:vertAlign w:val="superscript"/>
+          <w:lang w:val="en-US"/>
         </w:rPr>
         <w:t>−3</w:t>
       </w:r>
@@ -21954,6 +21899,7 @@
         <w:rPr>
           <w:i/>
           <w:sz w:val="18"/>
+          <w:lang w:val="en-US"/>
         </w:rPr>
         <w:t xml:space="preserve"> conventional comparator.</w:t>
       </w:r>
@@ -22019,13 +21965,23 @@
             <w:tcW w:type="dxa" w:w="1399"/>
           </w:tcPr>
           <w:p>
-            <w:r/>
-            <w:r>
+            <w:pPr>
+              <w:pStyle w:val="Normal"/>
+              <w:suppressAutoHyphens w:val="true"/>
+              <w:spacing w:before="0" w:after="200"/>
               <w:rPr>
                 <w:b/>
-                <w:sz w:val="17"/>
-              </w:rPr>
-              <w:t>Ca imported / removed</w:t>
+                <w:bCs/>
+              </w:rPr>
+            </w:pPr>
+            <w:r>
+              <w:rPr>
+                <w:b/>
+                <w:bCs/>
+                <w:sz w:val="17"/>
+                <w:lang w:val="en-US"/>
+              </w:rPr>
+              <w:t>Ca imported/removed</w:t>
             </w:r>
           </w:p>
         </w:tc>
@@ -22080,31 +22036,120 @@
             <w:tcW w:type="dxa" w:w="1399"/>
           </w:tcPr>
           <w:p>
+            <w:pPr>
+              <w:pStyle w:val="Normal"/>
+              <w:suppressAutoHyphens w:val="true"/>
+              <w:spacing w:before="0" w:after="200"/>
+              <w:rPr>
+                <w:b/>
+                <w:bCs/>
+              </w:rPr>
+            </w:pPr>
+            <w:r>
+              <w:rPr>
+                <w:b/>
+                <w:bCs/>
+                <w:lang w:val="en-US"/>
+              </w:rPr>
+              <w:t>Net LCOW ($ m</w:t>
+            </w:r>
+            <w:r>
+              <w:rPr>
+                <w:b/>
+                <w:bCs/>
+                <w:vertAlign w:val="superscript"/>
+                <w:lang w:val="en-US"/>
+              </w:rPr>
+              <w:t>−3</w:t>
+            </w:r>
+            <w:r>
+              <w:rPr>
+                <w:b/>
+                <w:bCs/>
+                <w:lang w:val="en-US"/>
+              </w:rPr>
+              <w:t>), $0.08/$0.015</w:t>
+            </w:r>
+          </w:p>
+        </w:tc>
+        <w:tc>
+          <w:tcPr>
+            <w:tcW w:type="dxa" w:w="1399"/>
+          </w:tcPr>
+          <w:p>
+            <w:pPr>
+              <w:pStyle w:val="Normal"/>
+              <w:suppressAutoHyphens w:val="true"/>
+              <w:spacing w:before="0" w:after="200"/>
+              <w:rPr>
+                <w:b/>
+                <w:bCs/>
+              </w:rPr>
+            </w:pPr>
+            <w:r>
+              <w:rPr>
+                <w:b/>
+                <w:bCs/>
+                <w:lang w:val="en-US"/>
+              </w:rPr>
+              <w:t>CO</w:t>
+            </w:r>
+            <w:r>
+              <w:rPr>
+                <w:b/>
+                <w:bCs/>
+                <w:vertAlign w:val="subscript"/>
+                <w:lang w:val="en-US"/>
+              </w:rPr>
+              <w:t>2</w:t>
+            </w:r>
+            <w:r>
+              <w:rPr>
+                <w:b/>
+                <w:bCs/>
+                <w:lang w:val="en-US"/>
+              </w:rPr>
+              <w:t xml:space="preserve"> (kg m</w:t>
+            </w:r>
+            <w:r>
+              <w:rPr>
+                <w:b/>
+                <w:bCs/>
+                <w:vertAlign w:val="superscript"/>
+                <w:lang w:val="en-US"/>
+              </w:rPr>
+              <w:t>−3</w:t>
+            </w:r>
+            <w:r>
+              <w:rPr>
+                <w:b/>
+                <w:bCs/>
+                <w:lang w:val="en-US"/>
+              </w:rPr>
+              <w:t>), 0.55/0.05 grid</w:t>
+            </w:r>
+          </w:p>
+        </w:tc>
+      </w:tr>
+      <w:tr>
+        <w:tc>
+          <w:tcPr>
+            <w:tcW w:type="dxa" w:w="1399"/>
+          </w:tcPr>
+          <w:p>
+            <w:pPr>
+              <w:spacing w:after="20"/>
+            </w:pPr>
             <w:r>
               <w:rPr/>
-              <w:t xml:space="preserve">Net LCOW ($ </w:t>
-            </w:r>
-            <w:r>
-              <w:rPr/>
-              <w:t>m</w:t>
-            </w:r>
-            <w:r>
-              <w:rPr>
-                <w:vertAlign w:val="superscript"/>
-              </w:rPr>
-              <w:t>−3</w:t>
-            </w:r>
-            <w:r>
-              <w:rPr/>
-              <w:t>), $0.08 / $0.015</w:t>
-            </w:r>
-          </w:p>
-        </w:tc>
-        <w:tc>
-          <w:tcPr>
-            <w:tcW w:type="dxa" w:w="1399"/>
-          </w:tcPr>
-          <w:p>
+              <w:t>Na</w:t>
+            </w:r>
+            <w:r>
+              <w:rPr>
+                <w:vertAlign w:val="subscript"/>
+              </w:rPr>
+              <w:t>2</w:t>
+            </w:r>
             <w:r>
               <w:rPr/>
               <w:t>CO</w:t>
@@ -22113,25 +22158,133 @@
               <w:rPr>
                 <w:vertAlign w:val="subscript"/>
               </w:rPr>
+              <w:t>3</w:t>
+            </w:r>
+            <w:r>
+              <w:rPr/>
+              <w:t xml:space="preserve"> + </w:t>
+            </w:r>
+            <w:r>
+              <w:rPr/>
+              <w:t>Ca(OH)</w:t>
+            </w:r>
+            <w:r>
+              <w:rPr>
+                <w:vertAlign w:val="subscript"/>
+              </w:rPr>
               <w:t>2</w:t>
             </w:r>
             <w:r>
               <w:rPr/>
-              <w:t xml:space="preserve"> (kg </w:t>
-            </w:r>
-            <w:r>
+              <w:t>, as written</w:t>
+            </w:r>
+          </w:p>
+        </w:tc>
+        <w:tc>
+          <w:tcPr>
+            <w:tcW w:type="dxa" w:w="1399"/>
+          </w:tcPr>
+          <w:p>
+            <w:pPr>
+              <w:spacing w:after="20"/>
+            </w:pPr>
+            <w:r/>
+            <w:r>
+              <w:rPr>
+                <w:sz w:val="17"/>
+              </w:rPr>
+              <w:t>+92.9</w:t>
+            </w:r>
+          </w:p>
+        </w:tc>
+        <w:tc>
+          <w:tcPr>
+            <w:tcW w:type="dxa" w:w="1399"/>
+          </w:tcPr>
+          <w:p>
+            <w:pPr>
+              <w:spacing w:after="20"/>
+            </w:pPr>
+            <w:r/>
+            <w:r>
+              <w:rPr>
+                <w:sz w:val="17"/>
+              </w:rPr>
+              <w:t>5.33</w:t>
+            </w:r>
+          </w:p>
+        </w:tc>
+        <w:tc>
+          <w:tcPr>
+            <w:tcW w:type="dxa" w:w="1399"/>
+          </w:tcPr>
+          <w:p>
+            <w:pPr>
+              <w:spacing w:after="20"/>
+            </w:pPr>
+            <w:r/>
+            <w:r>
+              <w:rPr>
+                <w:sz w:val="17"/>
+              </w:rPr>
+              <w:t>1.70</w:t>
+            </w:r>
+          </w:p>
+        </w:tc>
+        <w:tc>
+          <w:tcPr>
+            <w:tcW w:type="dxa" w:w="1399"/>
+          </w:tcPr>
+          <w:p>
+            <w:pPr>
+              <w:spacing w:after="20"/>
+            </w:pPr>
+            <w:r/>
+            <w:r>
+              <w:rPr>
+                <w:sz w:val="17"/>
+              </w:rPr>
+              <w:t>0.0</w:t>
+            </w:r>
+          </w:p>
+        </w:tc>
+        <w:tc>
+          <w:tcPr>
+            <w:tcW w:type="dxa" w:w="1399"/>
+          </w:tcPr>
+          <w:p>
+            <w:pPr>
+              <w:pStyle w:val="Normal"/>
+              <w:suppressAutoHyphens w:val="true"/>
+              <w:spacing w:before="0" w:after="20"/>
               <w:rPr/>
-              <w:t>m</w:t>
-            </w:r>
-            <w:r>
-              <w:rPr>
-                <w:vertAlign w:val="superscript"/>
-              </w:rPr>
-              <w:t>−3</w:t>
-            </w:r>
-            <w:r>
+            </w:pPr>
+            <w:r>
+              <w:rPr>
+                <w:sz w:val="17"/>
+                <w:lang w:val="en-US"/>
+              </w:rPr>
+              <w:t>2.16/1.30</w:t>
+            </w:r>
+          </w:p>
+        </w:tc>
+        <w:tc>
+          <w:tcPr>
+            <w:tcW w:type="dxa" w:w="1399"/>
+          </w:tcPr>
+          <w:p>
+            <w:pPr>
+              <w:pStyle w:val="Normal"/>
+              <w:suppressAutoHyphens w:val="true"/>
+              <w:spacing w:before="0" w:after="20"/>
               <w:rPr/>
-              <w:t>), 0.55 / 0.05 grid</w:t>
+            </w:pPr>
+            <w:r>
+              <w:rPr>
+                <w:sz w:val="17"/>
+                <w:lang w:val="en-US"/>
+              </w:rPr>
+              <w:t>16.2/9.7</w:t>
             </w:r>
           </w:p>
         </w:tc>
@@ -22167,21 +22320,92 @@
             </w:r>
             <w:r>
               <w:rPr/>
-              <w:t xml:space="preserve"> + </w:t>
-            </w:r>
+              <w:t xml:space="preserve"> + purchased NaOH</w:t>
+            </w:r>
+          </w:p>
+        </w:tc>
+        <w:tc>
+          <w:tcPr>
+            <w:tcW w:type="dxa" w:w="1399"/>
+          </w:tcPr>
+          <w:p>
+            <w:pPr>
+              <w:spacing w:after="20"/>
+            </w:pPr>
             <w:r>
               <w:rPr/>
-              <w:t>Ca(OH)</w:t>
-            </w:r>
-            <w:r>
-              <w:rPr>
-                <w:vertAlign w:val="subscript"/>
-              </w:rPr>
-              <w:t>2</w:t>
-            </w:r>
-            <w:r>
+              <w:t>−21.4</w:t>
+            </w:r>
+          </w:p>
+        </w:tc>
+        <w:tc>
+          <w:tcPr>
+            <w:tcW w:type="dxa" w:w="1399"/>
+          </w:tcPr>
+          <w:p>
+            <w:pPr>
+              <w:spacing w:after="20"/>
+            </w:pPr>
+            <w:r/>
+            <w:r>
+              <w:rPr>
+                <w:sz w:val="17"/>
+              </w:rPr>
+              <w:t>0.00</w:t>
+            </w:r>
+          </w:p>
+        </w:tc>
+        <w:tc>
+          <w:tcPr>
+            <w:tcW w:type="dxa" w:w="1399"/>
+          </w:tcPr>
+          <w:p>
+            <w:pPr>
+              <w:spacing w:after="20"/>
+            </w:pPr>
+            <w:r/>
+            <w:r>
+              <w:rPr>
+                <w:sz w:val="17"/>
+              </w:rPr>
+              <w:t>4.72</w:t>
+            </w:r>
+          </w:p>
+        </w:tc>
+        <w:tc>
+          <w:tcPr>
+            <w:tcW w:type="dxa" w:w="1399"/>
+          </w:tcPr>
+          <w:p>
+            <w:pPr>
+              <w:spacing w:after="20"/>
+            </w:pPr>
+            <w:r/>
+            <w:r>
+              <w:rPr>
+                <w:sz w:val="17"/>
+              </w:rPr>
+              <w:t>0.0</w:t>
+            </w:r>
+          </w:p>
+        </w:tc>
+        <w:tc>
+          <w:tcPr>
+            <w:tcW w:type="dxa" w:w="1399"/>
+          </w:tcPr>
+          <w:p>
+            <w:pPr>
+              <w:pStyle w:val="Normal"/>
+              <w:suppressAutoHyphens w:val="true"/>
+              <w:spacing w:before="0" w:after="20"/>
               <w:rPr/>
-              <w:t>, as written</w:t>
+            </w:pPr>
+            <w:r>
+              <w:rPr>
+                <w:sz w:val="17"/>
+                <w:lang w:val="en-US"/>
+              </w:rPr>
+              <w:t>5.17/4.32</w:t>
             </w:r>
           </w:p>
         </w:tc>
@@ -22191,99 +22415,17 @@
           </w:tcPr>
           <w:p>
             <w:pPr>
-              <w:spacing w:after="20"/>
-            </w:pPr>
-            <w:r/>
-            <w:r>
-              <w:rPr>
-                <w:sz w:val="17"/>
-              </w:rPr>
-              <w:t>+92.9</w:t>
-            </w:r>
-          </w:p>
-        </w:tc>
-        <w:tc>
-          <w:tcPr>
-            <w:tcW w:type="dxa" w:w="1399"/>
-          </w:tcPr>
-          <w:p>
-            <w:pPr>
-              <w:spacing w:after="20"/>
-            </w:pPr>
-            <w:r/>
-            <w:r>
-              <w:rPr>
-                <w:sz w:val="17"/>
-              </w:rPr>
-              <w:t>5.33</w:t>
-            </w:r>
-          </w:p>
-        </w:tc>
-        <w:tc>
-          <w:tcPr>
-            <w:tcW w:type="dxa" w:w="1399"/>
-          </w:tcPr>
-          <w:p>
-            <w:pPr>
-              <w:spacing w:after="20"/>
-            </w:pPr>
-            <w:r/>
-            <w:r>
-              <w:rPr>
-                <w:sz w:val="17"/>
-              </w:rPr>
-              <w:t>1.70</w:t>
-            </w:r>
-          </w:p>
-        </w:tc>
-        <w:tc>
-          <w:tcPr>
-            <w:tcW w:type="dxa" w:w="1399"/>
-          </w:tcPr>
-          <w:p>
-            <w:pPr>
-              <w:spacing w:after="20"/>
-            </w:pPr>
-            <w:r/>
-            <w:r>
-              <w:rPr>
-                <w:sz w:val="17"/>
-              </w:rPr>
-              <w:t>0.0</w:t>
-            </w:r>
-          </w:p>
-        </w:tc>
-        <w:tc>
-          <w:tcPr>
-            <w:tcW w:type="dxa" w:w="1399"/>
-          </w:tcPr>
-          <w:p>
-            <w:pPr>
-              <w:spacing w:after="20"/>
-            </w:pPr>
-            <w:r/>
-            <w:r>
-              <w:rPr>
-                <w:sz w:val="17"/>
-              </w:rPr>
-              <w:t>2.16 / 1.30</w:t>
-            </w:r>
-          </w:p>
-        </w:tc>
-        <w:tc>
-          <w:tcPr>
-            <w:tcW w:type="dxa" w:w="1399"/>
-          </w:tcPr>
-          <w:p>
-            <w:pPr>
-              <w:spacing w:after="20"/>
-            </w:pPr>
-            <w:r/>
-            <w:r>
-              <w:rPr>
-                <w:sz w:val="17"/>
-              </w:rPr>
-              <w:t>16.2 / 9.7</w:t>
+              <w:pStyle w:val="Normal"/>
+              <w:suppressAutoHyphens w:val="true"/>
+              <w:spacing w:before="0" w:after="20"/>
+              <w:rPr/>
+            </w:pPr>
+            <w:r>
+              <w:rPr>
+                <w:sz w:val="17"/>
+                <w:lang w:val="en-US"/>
+              </w:rPr>
+              <w:t>25.9/19.4</w:t>
             </w:r>
           </w:p>
         </w:tc>
@@ -22319,7 +22461,7 @@
             </w:r>
             <w:r>
               <w:rPr/>
-              <w:t xml:space="preserve"> + purchased NaOH</w:t>
+              <w:t xml:space="preserve"> + on-site NaOH</w:t>
             </w:r>
           </w:p>
         </w:tc>
@@ -22367,7 +22509,7 @@
               <w:rPr>
                 <w:sz w:val="17"/>
               </w:rPr>
-              <w:t>4.72</w:t>
+              <w:t>0.60</w:t>
             </w:r>
           </w:p>
         </w:tc>
@@ -22384,7 +22526,7 @@
               <w:rPr>
                 <w:sz w:val="17"/>
               </w:rPr>
-              <w:t>0.0</w:t>
+              <w:t>22.9</w:t>
             </w:r>
           </w:p>
         </w:tc>
@@ -22394,14 +22536,17 @@
           </w:tcPr>
           <w:p>
             <w:pPr>
-              <w:spacing w:after="20"/>
-            </w:pPr>
-            <w:r/>
-            <w:r>
-              <w:rPr>
-                <w:sz w:val="17"/>
-              </w:rPr>
-              <w:t>5.17 / 4.32</w:t>
+              <w:pStyle w:val="Normal"/>
+              <w:suppressAutoHyphens w:val="true"/>
+              <w:spacing w:before="0" w:after="20"/>
+              <w:rPr/>
+            </w:pPr>
+            <w:r>
+              <w:rPr>
+                <w:sz w:val="17"/>
+                <w:lang w:val="en-US"/>
+              </w:rPr>
+              <w:t>2.88/0.55</w:t>
             </w:r>
           </w:p>
         </w:tc>
@@ -22411,14 +22556,17 @@
           </w:tcPr>
           <w:p>
             <w:pPr>
-              <w:spacing w:after="20"/>
-            </w:pPr>
-            <w:r/>
-            <w:r>
-              <w:rPr>
-                <w:sz w:val="17"/>
-              </w:rPr>
-              <w:t>25.9 / 19.4</w:t>
+              <w:pStyle w:val="Normal"/>
+              <w:suppressAutoHyphens w:val="true"/>
+              <w:spacing w:before="0" w:after="20"/>
+              <w:rPr/>
+            </w:pPr>
+            <w:r>
+              <w:rPr>
+                <w:sz w:val="17"/>
+                <w:lang w:val="en-US"/>
+              </w:rPr>
+              <w:t>21.1/3.1</w:t>
             </w:r>
           </w:p>
         </w:tc>
@@ -22434,13 +22582,7 @@
             </w:pPr>
             <w:r>
               <w:rPr/>
-              <w:t>Na</w:t>
-            </w:r>
-            <w:r>
-              <w:rPr>
-                <w:vertAlign w:val="subscript"/>
-              </w:rPr>
-              <w:t>2</w:t>
+              <w:t xml:space="preserve">Dosed </w:t>
             </w:r>
             <w:r>
               <w:rPr/>
@@ -22450,11 +22592,11 @@
               <w:rPr>
                 <w:vertAlign w:val="subscript"/>
               </w:rPr>
-              <w:t>3</w:t>
+              <w:t>2</w:t>
             </w:r>
             <w:r>
               <w:rPr/>
-              <w:t xml:space="preserve"> + on-site NaOH</w:t>
+              <w:t xml:space="preserve"> + on-site NaOH (route D)</w:t>
             </w:r>
           </w:p>
         </w:tc>
@@ -22502,7 +22644,7 @@
               <w:rPr>
                 <w:sz w:val="17"/>
               </w:rPr>
-              <w:t>0.60</w:t>
+              <w:t>0.04</w:t>
             </w:r>
           </w:p>
         </w:tc>
@@ -22519,7 +22661,7 @@
               <w:rPr>
                 <w:sz w:val="17"/>
               </w:rPr>
-              <w:t>22.9</w:t>
+              <w:t>27.1</w:t>
             </w:r>
           </w:p>
         </w:tc>
@@ -22529,14 +22671,17 @@
           </w:tcPr>
           <w:p>
             <w:pPr>
-              <w:spacing w:after="20"/>
-            </w:pPr>
-            <w:r/>
-            <w:r>
-              <w:rPr>
-                <w:sz w:val="17"/>
-              </w:rPr>
-              <w:t>2.88 / 0.55</w:t>
+              <w:pStyle w:val="Normal"/>
+              <w:suppressAutoHyphens w:val="true"/>
+              <w:spacing w:before="0" w:after="20"/>
+              <w:rPr/>
+            </w:pPr>
+            <w:r>
+              <w:rPr>
+                <w:sz w:val="17"/>
+                <w:lang w:val="en-US"/>
+              </w:rPr>
+              <w:t>2.66/0.05</w:t>
             </w:r>
           </w:p>
         </w:tc>
@@ -22546,14 +22691,17 @@
           </w:tcPr>
           <w:p>
             <w:pPr>
-              <w:spacing w:after="20"/>
-            </w:pPr>
-            <w:r/>
-            <w:r>
-              <w:rPr>
-                <w:sz w:val="17"/>
-              </w:rPr>
-              <w:t>21.1 / 3.1</w:t>
+              <w:pStyle w:val="Normal"/>
+              <w:suppressAutoHyphens w:val="true"/>
+              <w:spacing w:before="0" w:after="20"/>
+              <w:rPr/>
+            </w:pPr>
+            <w:r>
+              <w:rPr>
+                <w:sz w:val="17"/>
+                <w:lang w:val="en-US"/>
+              </w:rPr>
+              <w:t>21.2/1.1</w:t>
             </w:r>
           </w:p>
         </w:tc>
@@ -22567,122 +22715,120 @@
             <w:pPr>
               <w:spacing w:after="20"/>
             </w:pPr>
-            <w:r>
+            <w:r/>
+            <w:r>
+              <w:rPr>
+                <w:sz w:val="17"/>
+              </w:rPr>
+              <w:t>As written, then gypsum removal</w:t>
+            </w:r>
+          </w:p>
+        </w:tc>
+        <w:tc>
+          <w:tcPr>
+            <w:tcW w:type="dxa" w:w="1399"/>
+          </w:tcPr>
+          <w:p>
+            <w:pPr>
+              <w:spacing w:after="20"/>
+            </w:pPr>
+            <w:r/>
+            <w:r>
+              <w:rPr>
+                <w:sz w:val="17"/>
+              </w:rPr>
+              <w:t>+47.9</w:t>
+            </w:r>
+          </w:p>
+        </w:tc>
+        <w:tc>
+          <w:tcPr>
+            <w:tcW w:type="dxa" w:w="1399"/>
+          </w:tcPr>
+          <w:p>
+            <w:pPr>
+              <w:spacing w:after="20"/>
+            </w:pPr>
+            <w:r/>
+            <w:r>
+              <w:rPr>
+                <w:sz w:val="17"/>
+              </w:rPr>
+              <w:t>1.72</w:t>
+            </w:r>
+          </w:p>
+        </w:tc>
+        <w:tc>
+          <w:tcPr>
+            <w:tcW w:type="dxa" w:w="1399"/>
+          </w:tcPr>
+          <w:p>
+            <w:pPr>
+              <w:spacing w:after="20"/>
+            </w:pPr>
+            <w:r/>
+            <w:r>
+              <w:rPr>
+                <w:sz w:val="17"/>
+              </w:rPr>
+              <w:t>1.70</w:t>
+            </w:r>
+          </w:p>
+        </w:tc>
+        <w:tc>
+          <w:tcPr>
+            <w:tcW w:type="dxa" w:w="1399"/>
+          </w:tcPr>
+          <w:p>
+            <w:pPr>
+              <w:spacing w:after="20"/>
+            </w:pPr>
+            <w:r/>
+            <w:r>
+              <w:rPr>
+                <w:sz w:val="17"/>
+              </w:rPr>
+              <w:t>0.0</w:t>
+            </w:r>
+          </w:p>
+        </w:tc>
+        <w:tc>
+          <w:tcPr>
+            <w:tcW w:type="dxa" w:w="1399"/>
+          </w:tcPr>
+          <w:p>
+            <w:pPr>
+              <w:pStyle w:val="Normal"/>
+              <w:suppressAutoHyphens w:val="true"/>
+              <w:spacing w:before="0" w:after="20"/>
               <w:rPr/>
-              <w:t xml:space="preserve">Dosed </w:t>
-            </w:r>
-            <w:r>
+            </w:pPr>
+            <w:r>
+              <w:rPr>
+                <w:sz w:val="17"/>
+                <w:lang w:val="en-US"/>
+              </w:rPr>
+              <w:t>2.16/1.30</w:t>
+            </w:r>
+          </w:p>
+        </w:tc>
+        <w:tc>
+          <w:tcPr>
+            <w:tcW w:type="dxa" w:w="1399"/>
+          </w:tcPr>
+          <w:p>
+            <w:pPr>
+              <w:pStyle w:val="Normal"/>
+              <w:suppressAutoHyphens w:val="true"/>
+              <w:spacing w:before="0" w:after="20"/>
               <w:rPr/>
-              <w:t>CO</w:t>
-            </w:r>
-            <w:r>
-              <w:rPr>
-                <w:vertAlign w:val="subscript"/>
-              </w:rPr>
-              <w:t>2</w:t>
-            </w:r>
-            <w:r>
-              <w:rPr/>
-              <w:t xml:space="preserve"> + on-site NaOH (route D)</w:t>
-            </w:r>
-          </w:p>
-        </w:tc>
-        <w:tc>
-          <w:tcPr>
-            <w:tcW w:type="dxa" w:w="1399"/>
-          </w:tcPr>
-          <w:p>
-            <w:pPr>
-              <w:spacing w:after="20"/>
-            </w:pPr>
-            <w:r>
-              <w:rPr/>
-              <w:t>−21.4</w:t>
-            </w:r>
-          </w:p>
-        </w:tc>
-        <w:tc>
-          <w:tcPr>
-            <w:tcW w:type="dxa" w:w="1399"/>
-          </w:tcPr>
-          <w:p>
-            <w:pPr>
-              <w:spacing w:after="20"/>
-            </w:pPr>
-            <w:r/>
-            <w:r>
-              <w:rPr>
-                <w:sz w:val="17"/>
-              </w:rPr>
-              <w:t>0.00</w:t>
-            </w:r>
-          </w:p>
-        </w:tc>
-        <w:tc>
-          <w:tcPr>
-            <w:tcW w:type="dxa" w:w="1399"/>
-          </w:tcPr>
-          <w:p>
-            <w:pPr>
-              <w:spacing w:after="20"/>
-            </w:pPr>
-            <w:r/>
-            <w:r>
-              <w:rPr>
-                <w:sz w:val="17"/>
-              </w:rPr>
-              <w:t>0.04</w:t>
-            </w:r>
-          </w:p>
-        </w:tc>
-        <w:tc>
-          <w:tcPr>
-            <w:tcW w:type="dxa" w:w="1399"/>
-          </w:tcPr>
-          <w:p>
-            <w:pPr>
-              <w:spacing w:after="20"/>
-            </w:pPr>
-            <w:r/>
-            <w:r>
-              <w:rPr>
-                <w:sz w:val="17"/>
-              </w:rPr>
-              <w:t>27.1</w:t>
-            </w:r>
-          </w:p>
-        </w:tc>
-        <w:tc>
-          <w:tcPr>
-            <w:tcW w:type="dxa" w:w="1399"/>
-          </w:tcPr>
-          <w:p>
-            <w:pPr>
-              <w:spacing w:after="20"/>
-            </w:pPr>
-            <w:r/>
-            <w:r>
-              <w:rPr>
-                <w:sz w:val="17"/>
-              </w:rPr>
-              <w:t>2.66 / 0.05</w:t>
-            </w:r>
-          </w:p>
-        </w:tc>
-        <w:tc>
-          <w:tcPr>
-            <w:tcW w:type="dxa" w:w="1399"/>
-          </w:tcPr>
-          <w:p>
-            <w:pPr>
-              <w:spacing w:after="20"/>
-            </w:pPr>
-            <w:r/>
-            <w:r>
-              <w:rPr>
-                <w:sz w:val="17"/>
-              </w:rPr>
-              <w:t>21.2 / 1.1</w:t>
+            </w:pPr>
+            <w:r>
+              <w:rPr>
+                <w:sz w:val="17"/>
+                <w:lang w:val="en-US"/>
+              </w:rPr>
+              <w:t>16.2/9.7</w:t>
             </w:r>
           </w:p>
         </w:tc>
@@ -22696,127 +22842,6 @@
             <w:pPr>
               <w:spacing w:after="20"/>
             </w:pPr>
-            <w:r/>
-            <w:r>
-              <w:rPr>
-                <w:sz w:val="17"/>
-              </w:rPr>
-              <w:t>As written, then gypsum removal</w:t>
-            </w:r>
-          </w:p>
-        </w:tc>
-        <w:tc>
-          <w:tcPr>
-            <w:tcW w:type="dxa" w:w="1399"/>
-          </w:tcPr>
-          <w:p>
-            <w:pPr>
-              <w:spacing w:after="20"/>
-            </w:pPr>
-            <w:r/>
-            <w:r>
-              <w:rPr>
-                <w:sz w:val="17"/>
-              </w:rPr>
-              <w:t>+47.9</w:t>
-            </w:r>
-          </w:p>
-        </w:tc>
-        <w:tc>
-          <w:tcPr>
-            <w:tcW w:type="dxa" w:w="1399"/>
-          </w:tcPr>
-          <w:p>
-            <w:pPr>
-              <w:spacing w:after="20"/>
-            </w:pPr>
-            <w:r/>
-            <w:r>
-              <w:rPr>
-                <w:sz w:val="17"/>
-              </w:rPr>
-              <w:t>1.72</w:t>
-            </w:r>
-          </w:p>
-        </w:tc>
-        <w:tc>
-          <w:tcPr>
-            <w:tcW w:type="dxa" w:w="1399"/>
-          </w:tcPr>
-          <w:p>
-            <w:pPr>
-              <w:spacing w:after="20"/>
-            </w:pPr>
-            <w:r/>
-            <w:r>
-              <w:rPr>
-                <w:sz w:val="17"/>
-              </w:rPr>
-              <w:t>1.70</w:t>
-            </w:r>
-          </w:p>
-        </w:tc>
-        <w:tc>
-          <w:tcPr>
-            <w:tcW w:type="dxa" w:w="1399"/>
-          </w:tcPr>
-          <w:p>
-            <w:pPr>
-              <w:spacing w:after="20"/>
-            </w:pPr>
-            <w:r/>
-            <w:r>
-              <w:rPr>
-                <w:sz w:val="17"/>
-              </w:rPr>
-              <w:t>0.0</w:t>
-            </w:r>
-          </w:p>
-        </w:tc>
-        <w:tc>
-          <w:tcPr>
-            <w:tcW w:type="dxa" w:w="1399"/>
-          </w:tcPr>
-          <w:p>
-            <w:pPr>
-              <w:spacing w:after="20"/>
-            </w:pPr>
-            <w:r/>
-            <w:r>
-              <w:rPr>
-                <w:sz w:val="17"/>
-              </w:rPr>
-              <w:t>2.16 / 1.30</w:t>
-            </w:r>
-          </w:p>
-        </w:tc>
-        <w:tc>
-          <w:tcPr>
-            <w:tcW w:type="dxa" w:w="1399"/>
-          </w:tcPr>
-          <w:p>
-            <w:pPr>
-              <w:spacing w:after="20"/>
-            </w:pPr>
-            <w:r/>
-            <w:r>
-              <w:rPr>
-                <w:sz w:val="17"/>
-              </w:rPr>
-              <w:t>16.2 / 9.7</w:t>
-            </w:r>
-          </w:p>
-        </w:tc>
-      </w:tr>
-      <w:tr>
-        <w:tc>
-          <w:tcPr>
-            <w:tcW w:type="dxa" w:w="1399"/>
-          </w:tcPr>
-          <w:p>
-            <w:pPr>
-              <w:spacing w:after="20"/>
-            </w:pPr>
             <w:r>
               <w:rPr/>
               <w:t>Lime/NaOH blend + gypsum, ΔCa = 0</w:t>
@@ -22897,14 +22922,17 @@
           </w:tcPr>
           <w:p>
             <w:pPr>
-              <w:spacing w:after="20"/>
-            </w:pPr>
-            <w:r/>
-            <w:r>
-              <w:rPr>
-                <w:sz w:val="17"/>
-              </w:rPr>
-              <w:t>3.42 / 2.57</w:t>
+              <w:pStyle w:val="Normal"/>
+              <w:suppressAutoHyphens w:val="true"/>
+              <w:spacing w:before="0" w:after="20"/>
+              <w:rPr/>
+            </w:pPr>
+            <w:r>
+              <w:rPr>
+                <w:sz w:val="17"/>
+                <w:lang w:val="en-US"/>
+              </w:rPr>
+              <w:t>3.42/2.57</w:t>
             </w:r>
           </w:p>
         </w:tc>
@@ -22914,14 +22942,17 @@
           </w:tcPr>
           <w:p>
             <w:pPr>
-              <w:spacing w:after="20"/>
-            </w:pPr>
-            <w:r/>
-            <w:r>
-              <w:rPr>
-                <w:sz w:val="17"/>
-              </w:rPr>
-              <w:t>20.3 / 13.7</w:t>
+              <w:pStyle w:val="Normal"/>
+              <w:suppressAutoHyphens w:val="true"/>
+              <w:spacing w:before="0" w:after="20"/>
+              <w:rPr/>
+            </w:pPr>
+            <w:r>
+              <w:rPr>
+                <w:sz w:val="17"/>
+                <w:lang w:val="en-US"/>
+              </w:rPr>
+              <w:t>20.3/13.7</w:t>
             </w:r>
           </w:p>
         </w:tc>
@@ -23336,13 +23367,23 @@
             <w:tcW w:type="dxa" w:w="1224"/>
           </w:tcPr>
           <w:p>
-            <w:r/>
-            <w:r>
+            <w:pPr>
+              <w:pStyle w:val="Normal"/>
+              <w:suppressAutoHyphens w:val="true"/>
+              <w:spacing w:before="0" w:after="200"/>
               <w:rPr>
                 <w:b/>
-                <w:sz w:val="17"/>
-              </w:rPr>
-              <w:t>Base: lime / NaOH / on-site</w:t>
+                <w:bCs/>
+              </w:rPr>
+            </w:pPr>
+            <w:r>
+              <w:rPr>
+                <w:b/>
+                <w:bCs/>
+                <w:sz w:val="17"/>
+                <w:lang w:val="en-US"/>
+              </w:rPr>
+              <w:t>Base: lime/NaOH/on-site</w:t>
             </w:r>
           </w:p>
         </w:tc>
@@ -23517,14 +23558,17 @@
           </w:tcPr>
           <w:p>
             <w:pPr>
-              <w:spacing w:after="20"/>
-            </w:pPr>
-            <w:r/>
-            <w:r>
-              <w:rPr>
-                <w:sz w:val="17"/>
-              </w:rPr>
-              <w:t>100% / 0% / 0%</w:t>
+              <w:pStyle w:val="Normal"/>
+              <w:suppressAutoHyphens w:val="true"/>
+              <w:spacing w:before="0" w:after="20"/>
+              <w:rPr/>
+            </w:pPr>
+            <w:r>
+              <w:rPr>
+                <w:sz w:val="17"/>
+                <w:lang w:val="en-US"/>
+              </w:rPr>
+              <w:t>100%/0%/0%</w:t>
             </w:r>
           </w:p>
         </w:tc>
@@ -23659,14 +23703,17 @@
           </w:tcPr>
           <w:p>
             <w:pPr>
-              <w:spacing w:after="20"/>
-            </w:pPr>
-            <w:r/>
-            <w:r>
-              <w:rPr>
-                <w:sz w:val="17"/>
-              </w:rPr>
-              <w:t>49% / 0% / 51%</w:t>
+              <w:pStyle w:val="Normal"/>
+              <w:suppressAutoHyphens w:val="true"/>
+              <w:spacing w:before="0" w:after="20"/>
+              <w:rPr/>
+            </w:pPr>
+            <w:r>
+              <w:rPr>
+                <w:sz w:val="17"/>
+                <w:lang w:val="en-US"/>
+              </w:rPr>
+              <w:t>49%/0%/51%</w:t>
             </w:r>
           </w:p>
         </w:tc>
@@ -23801,14 +23848,17 @@
           </w:tcPr>
           <w:p>
             <w:pPr>
-              <w:spacing w:after="20"/>
-            </w:pPr>
-            <w:r/>
-            <w:r>
-              <w:rPr>
-                <w:sz w:val="17"/>
-              </w:rPr>
-              <w:t>16% / 0% / 84%</w:t>
+              <w:pStyle w:val="Normal"/>
+              <w:suppressAutoHyphens w:val="true"/>
+              <w:spacing w:before="0" w:after="20"/>
+              <w:rPr/>
+            </w:pPr>
+            <w:r>
+              <w:rPr>
+                <w:sz w:val="17"/>
+                <w:lang w:val="en-US"/>
+              </w:rPr>
+              <w:t>16%/0%/84%</w:t>
             </w:r>
           </w:p>
         </w:tc>
@@ -23943,14 +23993,17 @@
           </w:tcPr>
           <w:p>
             <w:pPr>
-              <w:spacing w:after="20"/>
-            </w:pPr>
-            <w:r/>
-            <w:r>
-              <w:rPr>
-                <w:sz w:val="17"/>
-              </w:rPr>
-              <w:t>0% / 0% / 100%</w:t>
+              <w:pStyle w:val="Normal"/>
+              <w:suppressAutoHyphens w:val="true"/>
+              <w:spacing w:before="0" w:after="20"/>
+              <w:rPr/>
+            </w:pPr>
+            <w:r>
+              <w:rPr>
+                <w:sz w:val="17"/>
+                <w:lang w:val="en-US"/>
+              </w:rPr>
+              <w:t>0%/0%/100%</w:t>
             </w:r>
           </w:p>
         </w:tc>
@@ -24072,21 +24125,16 @@
         <w:rPr>
           <w:i/>
           <w:sz w:val="18"/>
-        </w:rPr>
-        <w:t xml:space="preserve">Table 12. Optima of Eq. (14) at 10 mol </w:t>
-      </w:r>
-      <w:r>
-        <w:rPr>
-          <w:i/>
-          <w:sz w:val="18"/>
-        </w:rPr>
-        <w:t>OH</w:t>
+          <w:lang w:val="en-US"/>
+        </w:rPr>
+        <w:t>Table 12. Optima of Eq. (14) at 10 mol OH</w:t>
       </w:r>
       <w:r>
         <w:rPr>
           <w:i/>
           <w:sz w:val="18"/>
           <w:vertAlign w:val="superscript"/>
+          <w:lang w:val="en-US"/>
         </w:rPr>
         <w:t>−</w:t>
       </w:r>
@@ -24094,21 +24142,16 @@
         <w:rPr>
           <w:i/>
           <w:sz w:val="18"/>
-        </w:rPr>
-        <w:t xml:space="preserve"> </w:t>
-      </w:r>
-      <w:r>
-        <w:rPr>
-          <w:i/>
-          <w:sz w:val="18"/>
-        </w:rPr>
-        <w:t>kWh</w:t>
+          <w:lang w:val="en-US"/>
+        </w:rPr>
+        <w:t xml:space="preserve"> kWh</w:t>
       </w:r>
       <w:r>
         <w:rPr>
           <w:i/>
           <w:sz w:val="18"/>
           <w:vertAlign w:val="superscript"/>
+          <w:lang w:val="en-US"/>
         </w:rPr>
         <w:t>−1</w:t>
       </w:r>
@@ -24116,21 +24159,16 @@
         <w:rPr>
           <w:i/>
           <w:sz w:val="18"/>
-        </w:rPr>
-        <w:t xml:space="preserve">. The difference between the first two rows, $0.44 </w:t>
-      </w:r>
-      <w:r>
-        <w:rPr>
-          <w:i/>
-          <w:sz w:val="18"/>
-        </w:rPr>
-        <w:t>m</w:t>
+          <w:lang w:val="en-US"/>
+        </w:rPr>
+        <w:t>. The difference between the first two rows, $0.44 m</w:t>
       </w:r>
       <w:r>
         <w:rPr>
           <w:i/>
           <w:sz w:val="18"/>
           <w:vertAlign w:val="superscript"/>
+          <w:lang w:val="en-US"/>
         </w:rPr>
         <w:t>−3</w:t>
       </w:r>
@@ -24138,8 +24176,9 @@
         <w:rPr>
           <w:i/>
           <w:sz w:val="18"/>
-        </w:rPr>
-        <w:t>, is the cost of closing the calcium balance at the base case.</w:t>
+          <w:lang w:val="en-US"/>
+        </w:rPr>
+        <w:t>, is the cost of closing the calcium balance in the base case.</w:t>
       </w:r>
     </w:p>
     <w:p>
@@ -24831,7 +24870,7 @@
           <w:i w:val="0"/>
           <w:sz w:val="21"/>
         </w:rPr>
-        <w:t>A fourth direction, at an earlier stage of development, is the use of two-dimensional laminate membranes in place of conventional crystallization. Crosslinked graphene oxide (GO) and MXene laminates are of interest because their interlayer structure can be modified to influence water transport, ion exclusion and material stability, and because they might be integrated with membrane distillation or pervaporation under the hypersaline conditions of this architecture. Confining the interlayer spacing of GO laminates physically suppresses the swelling that otherwise limits them in water and has given 97% NaCl rejection [27], and borate crosslinking of highly oxidized GO has been used to improve the stability and permselectivity of lamellar GO membranes for pervaporation desalination [32]. MXene laminates sieve ions by hydration radius and charge at high water flux [33] and have been applied to the production of drinking water from seawater [28]; their surface chemistry is tunable and their photothermal response has been used to drive solar membrane distillation [30], which could in principle supply part of the thermal duty from sunlight. Their stability in aqueous media over long periods is itself an active problem [36].</w:t>
+        <w:t>A fourth direction, at an earlier stage of development, is the use of two-dimensional laminate membranes as potential components of alternative brine-concentration and crystallization systems. Crosslinked graphene oxide (GO) and MXene laminates are of interest because their interlayer structure can be modified to influence water transport, ion exclusion and material stability, and because they might be integrated with membrane distillation or pervaporation under the hypersaline conditions of this architecture. Confining the interlayer spacing of GO laminates physically suppresses the swelling that otherwise limits them in water and has given 97% NaCl rejection [27], and borate crosslinking of highly oxidized GO has been used to improve the stability and permselectivity of lamellar GO membranes for pervaporation desalination [32]. MXene laminates sieve ions by hydration radius and charge at high water flux [33] and have been applied to the production of drinking water from seawater [28]; their surface chemistry is tunable and their photothermal response has been used to drive solar membrane distillation [30], which could in principle supply part of the thermal duty from sunlight. Their stability in aqueous media over long periods is itself an active problem [36].</w:t>
       </w:r>
     </w:p>
     <w:p>
@@ -24843,25 +24882,42 @@
       </w:pPr>
       <w:r>
         <w:rPr>
-          <w:i w:val="0"/>
-          <w:sz w:val="21"/>
-        </w:rPr>
-        <w:t>Neither material can presently be assumed to outperform mechanical vapor compression under the conditions modeled here. The reported performance belongs to individual laboratory membranes and does not establish the energy consumption, durability or economic viability of an integrated industrial crystallization stage. A comparison against the MVC reference used here would have to be made at the modeled crystallizer-feed salinity of 124.8 g L</w:t>
-      </w:r>
-      <w:r>
-        <w:rPr>
-          <w:i w:val="0"/>
+          <w:i w:val="false"/>
+          <w:sz w:val="21"/>
+          <w:lang w:val="en-US"/>
+        </w:rPr>
+        <w:t>Membrane separation and complete crystallization are not interchangeable: a laminate membrane could at best concentrate the brine further and reduce the duty passed to the crystallizer, not remove the need to crystallize the residual salts. Neither material can presently be assumed to outperform mechanical vapor compression under the conditions modeled here. The reported performance belongs to individual laboratory membranes and does not establish the energy consumption, durability or economic viability of an integrated industrial crystallization stage. A comparison against the MVC reference used here would have to be made at the modeled crystallizer-feed salinity of 124.8 g L</w:t>
+      </w:r>
+      <w:r>
+        <w:rPr>
+          <w:i w:val="false"/>
           <w:sz w:val="21"/>
           <w:vertAlign w:val="superscript"/>
+          <w:lang w:val="en-US"/>
         </w:rPr>
         <w:t>−1</w:t>
       </w:r>
       <w:r>
         <w:rPr>
-          <w:i w:val="0"/>
-          <w:sz w:val="21"/>
-        </w:rPr>
-        <w:t xml:space="preserve"> (Table 1) and would have to report water flux, salt rejection, scaling resistance, structural stability over extended operation, membrane replacement requirements and performance in a representative multicomponent brine rather than in a single salt. A complete system comparison would then have to include thermal-energy input, auxiliary electricity, membrane area, capital expenditure and the management of the residual concentrated brine and crystallized salts; a solar-assisted configuration would additionally have to account for solar intermittency, collection area and any supplementary heating or vacuum duty. Those measurements would establish whether advanced laminate membranes offer a genuine system-level advantage rather than improved laboratory-scale membrane performance. Until they exist, no rejection figure, photothermal conversion efficiency or elimination of crystallizer electricity is claimed or assumed here.</w:t>
+          <w:i w:val="false"/>
+          <w:sz w:val="21"/>
+          <w:lang w:val="en-US"/>
+        </w:rPr>
+        <w:t xml:space="preserve"> (Table 1) and would have to report water flux, salt rejection, scaling resistance, structural stability over extended operation, membrane replacement requirements and performance in a representative multicomponent brine rather than in a single salt. A complete system comparison would then have to include thermal-energy input, auxiliary electricity, membrane area, capital expenditure and the management of the residual concentrated brine and crystallized salts; a solar-assisted configuration would additionally have to account for solar intermittency, collection area and any supplementary heating or vacuum duty. </w:t>
+      </w:r>
+      <w:r>
+        <w:rPr>
+          <w:lang w:val="en-US"/>
+        </w:rPr>
+        <w:t>These</w:t>
+      </w:r>
+      <w:r>
+        <w:rPr>
+          <w:i w:val="false"/>
+          <w:sz w:val="21"/>
+          <w:lang w:val="en-US"/>
+        </w:rPr>
+        <w:t xml:space="preserve"> measurements establish whether advanced laminate membranes offer a genuine system-level advantage rather than improved laboratory-scale membrane performance. Until they exist, no rejection figure, photothermal conversion efficiency or elimination of crystallizer electricity is claimed or assumed here.</w:t>
       </w:r>
     </w:p>
     <w:p>
@@ -24889,8 +24945,35 @@
       <w:r>
         <w:rPr>
           <w:sz w:val="21"/>
-        </w:rPr>
-        <w:t>Section 4.13 turns the negative result of Sections 4.7-4.12 into a design target, and the target defines the next stage of this work more precisely than the original question did. The question is no longer whether this architecture works but what an alkalinity pathway must achieve for desalination and brine valorization to close together, and it can be pursued computationally before any laboratory work, by adding candidate pathways to Eq. (14). A single reagent price is the wrong basis for comparing them. Each should be scored on three quantities at once, net cost per cubic meter of permeate, embodied and operational carbon per cubic meter, and moles of alkalinity delivered per kWh, together with the calcium it adds or removes; Figure 11 and Table 11 report the existing routes on that basis.</w:t>
+          <w:lang w:val="en-US"/>
+        </w:rPr>
+        <w:t>Section 4.13 turns the negative result of Sections 4.</w:t>
+      </w:r>
+      <w:r>
+        <w:rPr>
+          <w:lang w:val="en-US"/>
+        </w:rPr>
+        <w:t>7–4</w:t>
+      </w:r>
+      <w:r>
+        <w:rPr>
+          <w:sz w:val="21"/>
+          <w:lang w:val="en-US"/>
+        </w:rPr>
+        <w:t xml:space="preserve">.12 into a design target, and the target defines the next stage of this work more precisely than the original question </w:t>
+      </w:r>
+      <w:r>
+        <w:rPr>
+          <w:lang w:val="en-US"/>
+        </w:rPr>
+        <w:t>does</w:t>
+      </w:r>
+      <w:r>
+        <w:rPr>
+          <w:sz w:val="21"/>
+          <w:lang w:val="en-US"/>
+        </w:rPr>
+        <w:t>. The question is no longer whether this architecture works but what an alkalinity pathway must achieve for desalination and brine valorization to close together, and it can be pursued computationally before any laboratory work, by adding candidate pathways to Eq. (14). A single reagent price is the wrong basis for comparing them. Each should be scored on three quantities at once, net cost per cubic meter of permeate, embodied and operational carbon per cubic meter, and moles of alkalinity delivered per kWh, together with the calcium it adds or removes; Figure 11 and Table 11 report the existing routes on that basis.</w:t>
       </w:r>
     </w:p>
     <w:p>
@@ -25013,23 +25096,40 @@
       </w:pPr>
       <w:r>
         <w:rPr>
-          <w:i w:val="0"/>
-          <w:sz w:val="21"/>
-        </w:rPr>
-        <w:t>The reaction is chemically established, but integrating it into a desalination facility introduces substantial additional processing requirements. Magnesium recovered as the hydroxide cannot substitute directly for elemental magnesium: conversion to the metal requires a separate reduction process, such as molten-salt electrolysis or thermal reduction, and the dominant industrial route is itself energy- and carbon-intensive, reported at 8.68 t of coal equivalent and 26.3 t CO</w:t>
-      </w:r>
-      <w:r>
-        <w:rPr>
-          <w:i w:val="0"/>
+          <w:i w:val="false"/>
+          <w:sz w:val="21"/>
+          <w:lang w:val="en-US"/>
+        </w:rPr>
+        <w:t xml:space="preserve">The reaction is chemically established, but integrating it into a desalination facility introduces substantial additional processing requirements. Magnesium recovered as </w:t>
+      </w:r>
+      <w:r>
+        <w:rPr>
+          <w:lang w:val="en-US"/>
+        </w:rPr>
+        <w:t>a</w:t>
+      </w:r>
+      <w:r>
+        <w:rPr>
+          <w:i w:val="false"/>
+          <w:sz w:val="21"/>
+          <w:lang w:val="en-US"/>
+        </w:rPr>
+        <w:t xml:space="preserve"> hydroxide cannot substitute directly for elemental magnesium: conversion to metal requires a separate reduction process, such as molten-salt electrolysis or thermal reduction, and the dominant industrial route is itself energy- and carbon-intensive, reported at 8.68 t of coal equivalent and 26.3 t CO</w:t>
+      </w:r>
+      <w:r>
+        <w:rPr>
+          <w:i w:val="false"/>
           <w:sz w:val="21"/>
           <w:vertAlign w:val="subscript"/>
+          <w:lang w:val="en-US"/>
         </w:rPr>
         <w:t>2</w:t>
       </w:r>
       <w:r>
         <w:rPr>
-          <w:i w:val="0"/>
-          <w:sz w:val="21"/>
+          <w:i w:val="false"/>
+          <w:sz w:val="21"/>
+          <w:lang w:val="en-US"/>
         </w:rPr>
         <w:t>-eq per tonne of magnesium against 2.68 t of coal equivalent for a vacuum carbothermal alternative that is not yet industrially practiced [29,35]. The resulting silicon would also require separation, purification and product-quality verification, and the purification of metallurgical-grade silicon to solar grade is a process problem in its own right [31].</w:t>
       </w:r>
@@ -25058,10 +25158,25 @@
       </w:pPr>
       <w:r>
         <w:rPr>
-          <w:i w:val="0"/>
-          <w:sz w:val="21"/>
-        </w:rPr>
-        <w:t>Product quality is a major uncertainty. Producing elemental silicon does not establish that solar-grade or semiconductor-grade specifications can be achieved, and a future economic case should distinguish demonstrated purity from hypothetical high-purity scenarios. This pathway would not eliminate the alkalinity requirement identified here, nor would it resolve the calcium balance without further process changes; its contribution would be to test whether a downstream use for recovered magnesium could improve the economics of an otherwise chemically consistent brine-valorization architecture. No silicon revenue, energy saving or carbon credit is included in the results reported in this paper.</w:t>
+          <w:i w:val="false"/>
+          <w:sz w:val="21"/>
+          <w:lang w:val="en-US"/>
+        </w:rPr>
+        <w:t xml:space="preserve">Product quality is a major uncertainty. Producing elemental silicon does not establish that solar-grade or semiconductor-grade specifications can be achieved, and a future economic case should distinguish demonstrated purity from hypothetical high-purity scenarios. This pathway would not eliminate the alkalinity requirement identified here, nor would it resolve the calcium balance without further process changes; its contribution would be to test whether a downstream use for recovered magnesium could improve the economics of an otherwise chemically consistent brine-valorization architecture. No silicon revenue, energy </w:t>
+      </w:r>
+      <w:r>
+        <w:rPr>
+          <w:lang w:val="en-US"/>
+        </w:rPr>
+        <w:t>savings</w:t>
+      </w:r>
+      <w:r>
+        <w:rPr>
+          <w:i w:val="false"/>
+          <w:sz w:val="21"/>
+          <w:lang w:val="en-US"/>
+        </w:rPr>
+        <w:t xml:space="preserve"> or carbon credit is included in the results reported in this paper.</w:t>
       </w:r>
     </w:p>
     <w:p>
@@ -25103,10 +25218,25 @@
       </w:pPr>
       <w:r>
         <w:rPr>
-          <w:i w:val="0"/>
-          <w:sz w:val="21"/>
-        </w:rPr>
-        <w:t>Advanced GO- and MXene-based membrane configurations are identified in Section 5.3 as potential alternatives for future investigation, but their performance under the modeled hypersaline operating conditions has not been experimentally established and is not incorporated into the system balances reported here.</w:t>
+          <w:i w:val="false"/>
+          <w:sz w:val="21"/>
+          <w:lang w:val="en-US"/>
+        </w:rPr>
+        <w:t xml:space="preserve">Advanced GO- and MXene-based membrane configurations are identified in Section 5.3 as potential components of alternative brine-concentration and crystallization systems for future investigations,</w:t>
+      </w:r>
+      <w:r>
+        <w:rPr>
+          <w:lang w:val="en-US"/>
+        </w:rPr>
+        <w:t/>
+      </w:r>
+      <w:r>
+        <w:rPr>
+          <w:i w:val="false"/>
+          <w:sz w:val="21"/>
+          <w:lang w:val="en-US"/>
+        </w:rPr>
+        <w:t> but their performance under modeled hypersaline operating conditions has not been experimentally established and is not incorporated into the system balances reported here.</w:t>
       </w:r>
     </w:p>
     <w:p>
@@ -25118,10 +25248,25 @@
       </w:pPr>
       <w:r>
         <w:rPr>
-          <w:i w:val="0"/>
-          <w:sz w:val="21"/>
-        </w:rPr>
-        <w:t>The proposed magnesium-to-silicon pathway of Section 5.5 is not represented in the mass, energy, carbon or economic balances of this study. Its feasibility depends on additional magnesium-metal production and silicon purification processes, neither of which is evaluated here. The pathway should therefore be interpreted exclusively as a direction for subsequent research, not as evidence that the economic or environmental constraints identified in this study can be overcome.</w:t>
+          <w:i w:val="false"/>
+          <w:sz w:val="21"/>
+          <w:lang w:val="en-US"/>
+        </w:rPr>
+        <w:t xml:space="preserve">The proposed magnesium-to-silicon pathway of Section 5.5 is not represented in the mass, energy, carbon or economic balances of this study. Its feasibility depends on additional magnesium-metal production and silicon purification processes, neither of which </w:t>
+      </w:r>
+      <w:r>
+        <w:rPr>
+          <w:lang w:val="en-US"/>
+        </w:rPr>
+        <w:t>are</w:t>
+      </w:r>
+      <w:r>
+        <w:rPr>
+          <w:i w:val="false"/>
+          <w:sz w:val="21"/>
+          <w:lang w:val="en-US"/>
+        </w:rPr>
+        <w:t xml:space="preserve"> evaluated here. The pathway should therefore be interpreted exclusively as a direction for subsequent research, not as evidence that the economic or environmental constraints identified in this study can be overcome.</w:t>
       </w:r>
     </w:p>
     <w:p>
@@ -25495,14 +25640,14 @@
           <w:i w:val="0"/>
           <w:sz w:val="21"/>
         </w:rPr>
-        <w:t xml:space="preserve"> of electrochemical demand. Because it substitutes a commodity price for an energy price, it has a crossing the purchased-alkali route does not: route D reaches the conventional comparator below $0.033 </w:t>
+        <w:t xml:space="preserve"> of electrochemical demand. Because it substitutes a commodity price for an energy price, it has a crossing the purchased-alkali route does not: route D reaches the conventional comparator below a modeled electricity price of $0.033 kWh−1, whereas route A remains $0.34 m−3 above it even at zero electricity cost. That figure is a threshold computed under the stated cost assumptions, not a demonstrated commercial break-even price.</w:t>
       </w:r>
       <w:r>
         <w:rPr>
           <w:i w:val="0"/>
           <w:sz w:val="21"/>
         </w:rPr>
-        <w:t>kWh</w:t>
+        <w:t/>
       </w:r>
       <w:r>
         <w:rPr>
@@ -25510,21 +25655,21 @@
           <w:sz w:val="21"/>
           <w:vertAlign w:val="superscript"/>
         </w:rPr>
-        <w:t>−1</w:t>
+        <w:t/>
       </w:r>
       <w:r>
         <w:rPr>
           <w:i w:val="0"/>
           <w:sz w:val="21"/>
         </w:rPr>
-        <w:t xml:space="preserve">, whereas route A remains $0.34 </w:t>
+        <w:t xml:space="preserve"/>
       </w:r>
       <w:r>
         <w:rPr>
           <w:i w:val="0"/>
           <w:sz w:val="21"/>
         </w:rPr>
-        <w:t>m</w:t>
+        <w:t/>
       </w:r>
       <w:r>
         <w:rPr>
@@ -25532,14 +25677,14 @@
           <w:sz w:val="21"/>
           <w:vertAlign w:val="superscript"/>
         </w:rPr>
-        <w:t>−3</w:t>
+        <w:t/>
       </w:r>
       <w:r>
         <w:rPr>
           <w:i w:val="0"/>
           <w:sz w:val="21"/>
         </w:rPr>
-        <w:t xml:space="preserve"> above it even at zero electricity cost. The result is conditional in two ways that should be stated alongside it. The electricity must also be low carbon, since the same demand drawn at grid intensity is worse than the route it replaces, and the capital cost of the electrochemical unit, together with the disposition of its chlorine coproduct, is not modeled here and would have to be quoted before the figure could be relied on. Subject to those, brine valorization appears to be an energy-price problem rather than a stoichiometric impossibility, which is a materially different conclusion from the one this architecture started with.</w:t>
+        <w:t xml:space="preserve"> The result is conditional in two ways that should be stated alongside it. The electricity must also be low carbon, since the same demand drawn at grid intensity is worse than the route it replaces, and the capital cost of the electrochemical unit, together with the disposition of its chlorine coproduct, is not modeled here and would have to be quoted before the figure could be relied on. Subject to those, brine valorization appears to be an energy-price problem rather than a stoichiometric impossibility, which is a materially different conclusion from the one this architecture started with.</w:t>
       </w:r>
     </w:p>
     <w:p>
@@ -25553,45 +25698,45 @@
         <w:rPr>
           <w:sz w:val="21"/>
         </w:rPr>
-        <w:t xml:space="preserve">Treated as one design problem, alkalinity supply and calcium closure give the architecture question a quantitative answer. Closing the calcium balance costs $0.44 per cubic meter at the base case even with gypsum as a calcium sink, and $0.73 without it, and it cannot be bought cheaply with purchased reagents. With on-site base, the closed loop reaches the comparator only if the base is generated at better than about 19 mol </w:t>
-      </w:r>
-      <w:r>
-        <w:rPr>
-          <w:sz w:val="21"/>
-        </w:rPr>
-        <w:t>OH</w:t>
+        <w:t xml:space="preserve">Treated as one design problem, alkalinity supply and calcium closure give the architecture question a quantitative answer. Closing the calcium balance costs $0.44 per cubic meter at the base case even with gypsum as a calcium sink, and $0.73 without it, and it cannot be bought cheaply with purchased reagents. With on-site base, and again under the stated cost assumptions, the closed loop reaches the comparator only if the base is generated at better than about 19 mol OH− per kWh from electricity at or below the $0.048 kWh−1 industrial tariff,</w:t>
+      </w:r>
+      <w:r>
+        <w:rPr>
+          <w:sz w:val="21"/>
+        </w:rPr>
+        <w:t/>
       </w:r>
       <w:r>
         <w:rPr>
           <w:sz w:val="21"/>
           <w:vertAlign w:val="superscript"/>
         </w:rPr>
-        <w:t>−</w:t>
-      </w:r>
-      <w:r>
-        <w:rPr>
-          <w:sz w:val="21"/>
-        </w:rPr>
-        <w:t xml:space="preserve"> per kWh from electricity at or below the $0.048 </w:t>
-      </w:r>
-      <w:r>
-        <w:rPr>
-          <w:sz w:val="21"/>
-        </w:rPr>
-        <w:t>kWh</w:t>
+        <w:t/>
+      </w:r>
+      <w:r>
+        <w:rPr>
+          <w:sz w:val="21"/>
+        </w:rPr>
+        <w:t xml:space="preserve"/>
+      </w:r>
+      <w:r>
+        <w:rPr>
+          <w:sz w:val="21"/>
+        </w:rPr>
+        <w:t/>
       </w:r>
       <w:r>
         <w:rPr>
           <w:sz w:val="21"/>
           <w:vertAlign w:val="superscript"/>
         </w:rPr>
-        <w:t>−1</w:t>
-      </w:r>
-      <w:r>
-        <w:rPr>
-          <w:sz w:val="21"/>
-        </w:rPr>
-        <w:t xml:space="preserve"> industrial tariff, and above $0.069 </w:t>
+        <w:t/>
+      </w:r>
+      <w:r>
+        <w:rPr>
+          <w:sz w:val="21"/>
+        </w:rPr>
+        <w:t xml:space="preserve"> and above $0.069 </w:t>
       </w:r>
       <w:r>
         <w:rPr>
@@ -25642,8 +25787,35 @@
       <w:r>
         <w:rPr>
           <w:sz w:val="21"/>
-        </w:rPr>
-        <w:t>Two further directions follow from this analysis without altering any result reported in it. Whether advanced two-dimensional membrane materials, including crosslinked graphene oxide and MXene laminates, can reduce the energy or environmental burden of final brine concentration and crystallization without introducing unacceptable stability, scaling or capital-cost penalties remains to be established. The conversion of recovered magnesium into a reductant for silicon production is a separate downstream opportunity whose relevance to desalination economics is undetermined, and establishing it would require a complete accounting of magnesium-metal production, silicon purification, displaced mineral revenue and the associated environmental burdens.</w:t>
+          <w:lang w:val="en-US"/>
+        </w:rPr>
+        <w:t xml:space="preserve">Two further directions follow from this analysis without altering any </w:t>
+      </w:r>
+      <w:r>
+        <w:rPr>
+          <w:lang w:val="en-US"/>
+        </w:rPr>
+        <w:t>of the results reported</w:t>
+      </w:r>
+      <w:r>
+        <w:rPr>
+          <w:sz w:val="21"/>
+          <w:lang w:val="en-US"/>
+        </w:rPr>
+        <w:t xml:space="preserve">. Whether advanced two-dimensional membrane materials, including crosslinked graphene oxide and MXene laminates, can reduce the energy or environmental burden of </w:t>
+      </w:r>
+      <w:r>
+        <w:rPr>
+          <w:lang w:val="en-US"/>
+        </w:rPr>
+        <w:t xml:space="preserve">the </w:t>
+      </w:r>
+      <w:r>
+        <w:rPr>
+          <w:sz w:val="21"/>
+          <w:lang w:val="en-US"/>
+        </w:rPr>
+        <w:t>final brine concentration and crystallization without introducing unacceptable stability, scaling or capital-cost penalties remains to be established. The conversion of recovered magnesium into a reductant for silicon production is a separate downstream opportunity whose relevance to desalination economics is undetermined, and establishing it would require a complete accounting of magnesium-metal production, silicon purification, displaced mineral revenue and the associated environmental burdens.</w:t>
       </w:r>
     </w:p>
     <w:p>
@@ -28088,7 +28260,7 @@
           <w:i w:val="0"/>
           <w:sz w:val="21"/>
         </w:rPr>
-        <w:t>The model implementation, the parameter set, the random seed, and the scripts that generate every table and figure are openly available at https://github.com/sandlerleon/iledbv-desalination-model, release tag v2.3.0. An archived snapshot of that release is deposited at https://doi.org/10.5281/zenodo.22178234; this manuscript and the point-by-point response to reviewers are deposited at https://doi.org/10.5281/zenodo.22178232. Both are concept DOIs and resolve to the current version of each deposit. The revised version was produced with Python 3.11.9 and NumPy 2.4.6. Running iledbv_revision_v2.py, design_and_costing.py, boron_recalc.py, reversal_analysis.py and alkalinity_calcium_design.py regenerates the JSON files from which every number in this paper is taken; audit_manuscript.py rechecks the built document against them. Figures 2 and 7 were added in the present revision and are plotted directly from Tables 1, 5 and 8 by a separate plotting script supplied with this submission for deposit alongside the model code; they introduce no new model output, and no number in this paper changed in this revision. No experimental data were generated.</w:t>
+        <w:t>The model implementation, the parameter set, the random seed, and the scripts that generate every table and figure are openly available at https://github.com/sandlerleon/iledbv-desalination-model, release tag v2.3.0. An archived snapshot of that release is deposited at https://doi.org/10.5281/zenodo.22178234; this manuscript and the point-by-point response to reviewers are deposited at https://doi.org/10.5281/zenodo.22178232. Both are concept DOIs and resolve to the current version of each deposit. The revised version was produced with Python 3.11.9 and NumPy 2.4.6. Running iledbv_revision_v2.py, design_and_costing.py, boron_recalc.py, reversal_analysis.py and alkalinity_calcium_design.py regenerates the JSON files from which every number in this paper is taken; audit_manuscript.py rechecks the built document against them. Figures 2 and 7 were added in the present revision and are plotted directly from Tables 1, 5 and 8 by revision2/make_new_figures_v5.py, which is deposited in the same repository from release tag v2.5.0 onward; they introduce no new model output, and no number in this paper changed in this revision. The model code itself is unchanged since v2.3.0, which is the tag cited above for the results. No experimental data were generated.</w:t>
       </w:r>
     </w:p>
     <w:p>
@@ -28209,12 +28381,65 @@
       </w:r>
     </w:p>
     <w:p>
-      <w:r>
-        <w:rPr>
-          <w:i w:val="0"/>
-          <w:sz w:val="21"/>
-        </w:rPr>
-        <w:t>During the preparation of this work the author used Claude (Anthropic) as a drafting and analysis aid. The author reviewed and edited all content, verified every cited reference against Crossref, carried out and checked all modeling and numerical work, and takes full responsibility for the content of the publication. No AI tool is listed as an author, and none was used to generate or alter data.</w:t>
+      <w:pPr>
+        <w:pStyle w:val="Normal"/>
+        <w:rPr/>
+      </w:pPr>
+      <w:r>
+        <w:rPr>
+          <w:i w:val="false"/>
+          <w:sz w:val="21"/>
+          <w:lang w:val="en-US"/>
+        </w:rPr>
+        <w:t>During the preparation of this work the author used Claude (Anthropic) as a drafting and analysis aid: to draft and edit manuscript text, to write the Python that implements the model and the scripts that check it, to typeset the equations and tables, and to resolve each cited reference against its Crossref record. The author specified the architecture, the system boundary, the governing equations, the parameter ranges and their sources, and every assumption; directed and reviewed the analysis; inspected the model outputs and the figures; and decided the conclusions, including the finding that the original economic claim does not survive. Verification was performed by the deposited scripts rather than by hand: audit_manuscript.py rechecks the built document against the model JSON, and verify_manuscript_structure.py checks the equation, table, figure and reference numbering and re-resolves every DOI. That is a check of internal consistency and of the numbers as computed, not an independent check of the physical validity of the model. No AI tool is listed as an author, none generated or altered data, and the author takes full responsibility for the content of the publication.</w:t>
+      </w:r>
+      <w:r>
+        <w:rPr>
+          <w:lang w:val="en-US"/>
+        </w:rPr>
+      </w:r>
+      <w:r>
+        <w:rPr>
+          <w:i w:val="false"/>
+          <w:sz w:val="21"/>
+          <w:lang w:val="en-US"/>
+        </w:rPr>
+      </w:r>
+      <w:r>
+        <w:rPr>
+          <w:lang w:val="en-US"/>
+        </w:rPr>
+      </w:r>
+      <w:r>
+        <w:rPr>
+          <w:i w:val="false"/>
+          <w:sz w:val="21"/>
+          <w:lang w:val="en-US"/>
+        </w:rPr>
+      </w:r>
+      <w:r>
+        <w:rPr>
+          <w:lang w:val="en-US"/>
+        </w:rPr>
+      </w:r>
+      <w:r>
+        <w:rPr>
+          <w:i w:val="false"/>
+          <w:sz w:val="21"/>
+          <w:lang w:val="en-US"/>
+        </w:rPr>
+      </w:r>
+      <w:r>
+        <w:rPr>
+          <w:lang w:val="en-US"/>
+        </w:rPr>
+      </w:r>
+      <w:r>
+        <w:rPr>
+          <w:i w:val="false"/>
+          <w:sz w:val="21"/>
+          <w:lang w:val="en-US"/>
+        </w:rPr>
       </w:r>
     </w:p>
     <w:p>
